--- a/digital-modeling/6 Лаба/Отчет.docx
+++ b/digital-modeling/6 Лаба/Отчет.docx
@@ -61,7 +61,35 @@
           <w:lang w:eastAsia="ru-RU"/>
           <w14:ligatures w14:val="none"/>
         </w:rPr>
-        <w:t>Федеральное государственное бюджетное образовательное учреждение высшего образования «Российский химико-технологический университет имени Д.И. Менделеева»</w:t>
+        <w:t xml:space="preserve">Федеральное государственное бюджетное образовательное учреждение высшего образования «Российский химико-технологический университет имени </w:t>
+      </w:r>
+      <w:proofErr w:type="gramStart"/>
+      <w:r>
+        <w:rPr>
+          <w:rFonts w:ascii="Times New Roman" w:eastAsia="Times New Roman" w:hAnsi="Times New Roman" w:cs="Times New Roman"/>
+          <w:bCs/>
+          <w:color w:val="00000A"/>
+          <w:kern w:val="0"/>
+          <w:sz w:val="28"/>
+          <w:szCs w:val="22"/>
+          <w:lang w:eastAsia="ru-RU"/>
+          <w14:ligatures w14:val="none"/>
+        </w:rPr>
+        <w:t>Д.И.</w:t>
+      </w:r>
+      <w:proofErr w:type="gramEnd"/>
+      <w:r>
+        <w:rPr>
+          <w:rFonts w:ascii="Times New Roman" w:eastAsia="Times New Roman" w:hAnsi="Times New Roman" w:cs="Times New Roman"/>
+          <w:bCs/>
+          <w:color w:val="00000A"/>
+          <w:kern w:val="0"/>
+          <w:sz w:val="28"/>
+          <w:szCs w:val="22"/>
+          <w:lang w:eastAsia="ru-RU"/>
+          <w14:ligatures w14:val="none"/>
+        </w:rPr>
+        <w:t xml:space="preserve"> Менделеева»</w:t>
       </w:r>
     </w:p>
     <w:p>
@@ -283,7 +311,83 @@
           <w:lang w:eastAsia="ru-RU"/>
           <w14:ligatures w14:val="none"/>
         </w:rPr>
-        <w:t>«Разработка ML-модели для предсказания физико-химического свойства (Cp) и анализ зависимости Cp(T, P)»</w:t>
+        <w:t>«Разработка ML-модели для предсказания физико-химического свойства (</w:t>
+      </w:r>
+      <w:proofErr w:type="spellStart"/>
+      <w:r>
+        <w:rPr>
+          <w:rFonts w:ascii="Times New Roman" w:eastAsia="Times New Roman" w:hAnsi="Times New Roman" w:cs="Times New Roman"/>
+          <w:b/>
+          <w:bCs/>
+          <w:color w:val="00000A"/>
+          <w:kern w:val="0"/>
+          <w:sz w:val="28"/>
+          <w:szCs w:val="28"/>
+          <w:lang w:eastAsia="ru-RU"/>
+          <w14:ligatures w14:val="none"/>
+        </w:rPr>
+        <w:t>Cp</w:t>
+      </w:r>
+      <w:proofErr w:type="spellEnd"/>
+      <w:r>
+        <w:rPr>
+          <w:rFonts w:ascii="Times New Roman" w:eastAsia="Times New Roman" w:hAnsi="Times New Roman" w:cs="Times New Roman"/>
+          <w:b/>
+          <w:bCs/>
+          <w:color w:val="00000A"/>
+          <w:kern w:val="0"/>
+          <w:sz w:val="28"/>
+          <w:szCs w:val="28"/>
+          <w:lang w:eastAsia="ru-RU"/>
+          <w14:ligatures w14:val="none"/>
+        </w:rPr>
+        <w:t xml:space="preserve">) и анализ зависимости </w:t>
+      </w:r>
+      <w:proofErr w:type="spellStart"/>
+      <w:proofErr w:type="gramStart"/>
+      <w:r>
+        <w:rPr>
+          <w:rFonts w:ascii="Times New Roman" w:eastAsia="Times New Roman" w:hAnsi="Times New Roman" w:cs="Times New Roman"/>
+          <w:b/>
+          <w:bCs/>
+          <w:color w:val="00000A"/>
+          <w:kern w:val="0"/>
+          <w:sz w:val="28"/>
+          <w:szCs w:val="28"/>
+          <w:lang w:eastAsia="ru-RU"/>
+          <w14:ligatures w14:val="none"/>
+        </w:rPr>
+        <w:t>Cp</w:t>
+      </w:r>
+      <w:proofErr w:type="spellEnd"/>
+      <w:r>
+        <w:rPr>
+          <w:rFonts w:ascii="Times New Roman" w:eastAsia="Times New Roman" w:hAnsi="Times New Roman" w:cs="Times New Roman"/>
+          <w:b/>
+          <w:bCs/>
+          <w:color w:val="00000A"/>
+          <w:kern w:val="0"/>
+          <w:sz w:val="28"/>
+          <w:szCs w:val="28"/>
+          <w:lang w:eastAsia="ru-RU"/>
+          <w14:ligatures w14:val="none"/>
+        </w:rPr>
+        <w:t>(</w:t>
+      </w:r>
+      <w:proofErr w:type="gramEnd"/>
+      <w:r>
+        <w:rPr>
+          <w:rFonts w:ascii="Times New Roman" w:eastAsia="Times New Roman" w:hAnsi="Times New Roman" w:cs="Times New Roman"/>
+          <w:b/>
+          <w:bCs/>
+          <w:color w:val="00000A"/>
+          <w:kern w:val="0"/>
+          <w:sz w:val="28"/>
+          <w:szCs w:val="28"/>
+          <w:lang w:eastAsia="ru-RU"/>
+          <w14:ligatures w14:val="none"/>
+        </w:rPr>
+        <w:t>T, P)»</w:t>
       </w:r>
     </w:p>
     <w:p>
@@ -450,7 +554,32 @@
           <w14:ligatures w14:val="none"/>
         </w:rPr>
         <w:tab/>
-        <w:t>Митричев И.И.</w:t>
+      </w:r>
+      <w:proofErr w:type="spellStart"/>
+      <w:r>
+        <w:rPr>
+          <w:rFonts w:ascii="Times New Roman" w:eastAsia="Times New Roman" w:hAnsi="Times New Roman" w:cs="Times New Roman"/>
+          <w:color w:val="00000A"/>
+          <w:kern w:val="0"/>
+          <w:sz w:val="28"/>
+          <w:szCs w:val="28"/>
+          <w:lang w:eastAsia="ru-RU"/>
+          <w14:ligatures w14:val="none"/>
+        </w:rPr>
+        <w:t>Митричев</w:t>
+      </w:r>
+      <w:proofErr w:type="spellEnd"/>
+      <w:r>
+        <w:rPr>
+          <w:rFonts w:ascii="Times New Roman" w:eastAsia="Times New Roman" w:hAnsi="Times New Roman" w:cs="Times New Roman"/>
+          <w:color w:val="00000A"/>
+          <w:kern w:val="0"/>
+          <w:sz w:val="28"/>
+          <w:szCs w:val="28"/>
+          <w:lang w:eastAsia="ru-RU"/>
+          <w14:ligatures w14:val="none"/>
+        </w:rPr>
+        <w:t xml:space="preserve"> И.И.</w:t>
       </w:r>
     </w:p>
     <w:p>
@@ -576,7 +705,33 @@
           <w14:ligatures w14:val="none"/>
         </w:rPr>
         <w:tab/>
-        <w:t xml:space="preserve">          Папихин В. Е.</w:t>
+        <w:t xml:space="preserve">          </w:t>
+      </w:r>
+      <w:proofErr w:type="spellStart"/>
+      <w:r>
+        <w:rPr>
+          <w:rFonts w:ascii="Times New Roman" w:eastAsia="Times New Roman" w:hAnsi="Times New Roman" w:cs="Times New Roman"/>
+          <w:color w:val="00000A"/>
+          <w:kern w:val="0"/>
+          <w:sz w:val="28"/>
+          <w:szCs w:val="22"/>
+          <w:lang w:eastAsia="ru-RU"/>
+          <w14:ligatures w14:val="none"/>
+        </w:rPr>
+        <w:t>Папихин</w:t>
+      </w:r>
+      <w:proofErr w:type="spellEnd"/>
+      <w:r>
+        <w:rPr>
+          <w:rFonts w:ascii="Times New Roman" w:eastAsia="Times New Roman" w:hAnsi="Times New Roman" w:cs="Times New Roman"/>
+          <w:color w:val="00000A"/>
+          <w:kern w:val="0"/>
+          <w:sz w:val="28"/>
+          <w:szCs w:val="22"/>
+          <w:lang w:eastAsia="ru-RU"/>
+          <w14:ligatures w14:val="none"/>
+        </w:rPr>
+        <w:t xml:space="preserve"> В. Е.</w:t>
       </w:r>
     </w:p>
     <w:p>
@@ -820,621 +975,6 @@
         </w:rPr>
         <w:lastRenderedPageBreak/>
         <w:t>Задание</w:t>
-      </w:r>
-    </w:p>
-    <w:p>
-      <w:pPr>
-        <w:pStyle w:val="ac"/>
-        <w:spacing w:before="0" w:beforeAutospacing="0" w:after="160" w:afterAutospacing="0"/>
-        <w:jc w:val="both"/>
-        <w:rPr>
-          <w:sz w:val="28"/>
-          <w:szCs w:val="28"/>
-        </w:rPr>
-      </w:pPr>
-      <w:r>
-        <w:rPr>
-          <w:color w:val="000000"/>
-          <w:sz w:val="28"/>
-          <w:szCs w:val="28"/>
-        </w:rPr>
-        <w:t>Используя</w:t>
-      </w:r>
-    </w:p>
-    <w:p>
-      <w:pPr>
-        <w:pStyle w:val="ac"/>
-        <w:numPr>
-          <w:ilvl w:val="0"/>
-          <w:numId w:val="1"/>
-        </w:numPr>
-        <w:spacing w:before="0" w:beforeAutospacing="0" w:after="160" w:afterAutospacing="0"/>
-        <w:jc w:val="both"/>
-        <w:textAlignment w:val="baseline"/>
-        <w:rPr>
-          <w:color w:val="000000"/>
-          <w:sz w:val="28"/>
-          <w:szCs w:val="28"/>
-        </w:rPr>
-      </w:pPr>
-      <w:r>
-        <w:rPr>
-          <w:b/>
-          <w:bCs/>
-          <w:color w:val="000000"/>
-          <w:sz w:val="28"/>
-          <w:szCs w:val="28"/>
-        </w:rPr>
-        <w:t>lab_5_PR_UNIFAC.py</w:t>
-      </w:r>
-      <w:r>
-        <w:rPr>
-          <w:color w:val="000000"/>
-          <w:sz w:val="28"/>
-          <w:szCs w:val="28"/>
-        </w:rPr>
-        <w:t xml:space="preserve"> (модель Пенга-Робинсона для газовой фазы и модель modified UNIFAC (Dortmund) для жидкой фазы),</w:t>
-      </w:r>
-    </w:p>
-    <w:p>
-      <w:pPr>
-        <w:pStyle w:val="ac"/>
-        <w:spacing w:before="0" w:beforeAutospacing="0" w:after="160" w:afterAutospacing="0"/>
-        <w:jc w:val="both"/>
-        <w:rPr>
-          <w:sz w:val="28"/>
-          <w:szCs w:val="28"/>
-        </w:rPr>
-      </w:pPr>
-      <w:r>
-        <w:rPr>
-          <w:color w:val="000000"/>
-          <w:sz w:val="28"/>
-          <w:szCs w:val="28"/>
-        </w:rPr>
-        <w:t>1) построить y-x диаграмму для первого компонента при T = 298.15 K.</w:t>
-      </w:r>
-    </w:p>
-    <w:p>
-      <w:pPr>
-        <w:pStyle w:val="ac"/>
-        <w:spacing w:before="0" w:beforeAutospacing="0" w:after="160" w:afterAutospacing="0"/>
-        <w:jc w:val="both"/>
-        <w:rPr>
-          <w:sz w:val="28"/>
-          <w:szCs w:val="28"/>
-        </w:rPr>
-      </w:pPr>
-      <w:r>
-        <w:rPr>
-          <w:color w:val="000000"/>
-          <w:sz w:val="28"/>
-          <w:szCs w:val="28"/>
-        </w:rPr>
-        <w:t>2) построить P-x диаграмму при T = 298.15 K, отметить вручную на ней все фазы и чистые компоненты</w:t>
-      </w:r>
-    </w:p>
-    <w:p>
-      <w:pPr>
-        <w:pStyle w:val="ac"/>
-        <w:spacing w:before="0" w:beforeAutospacing="0" w:after="160" w:afterAutospacing="0"/>
-        <w:jc w:val="both"/>
-        <w:rPr>
-          <w:sz w:val="28"/>
-          <w:szCs w:val="28"/>
-        </w:rPr>
-      </w:pPr>
-      <w:r>
-        <w:rPr>
-          <w:color w:val="000000"/>
-          <w:sz w:val="28"/>
-          <w:szCs w:val="28"/>
-        </w:rPr>
-        <w:t>3) построить T-x диаграмму при P = 1 бар, отметить на ней все фазы и чистые компоненты. Определите тип диаграммы из изученных и отклонение от идеальности (например, «диаграмма кипения с азеотропом с положительным отклонением от закона Рауля»),</w:t>
-      </w:r>
-    </w:p>
-    <w:p>
-      <w:pPr>
-        <w:pStyle w:val="ac"/>
-        <w:spacing w:before="0" w:beforeAutospacing="0" w:after="160" w:afterAutospacing="0"/>
-        <w:jc w:val="both"/>
-        <w:rPr>
-          <w:sz w:val="28"/>
-          <w:szCs w:val="28"/>
-        </w:rPr>
-      </w:pPr>
-      <w:r>
-        <w:rPr>
-          <w:color w:val="000000"/>
-          <w:sz w:val="28"/>
-          <w:szCs w:val="28"/>
-        </w:rPr>
-        <w:t xml:space="preserve">4) поставить фигуративную точку D на T-x диаграмме в двухфазной области. Определите равновесные составы фаз, определяемые фигуративной точкой D, определите долю каждой фазы по правилу рычага. Проведите анализ процесса нагревания эквимолярной (50:50) смеси жидкостей вплоть до образования эквимолярного пара (см. материал </w:t>
-      </w:r>
-      <w:r>
-        <w:rPr>
-          <w:b/>
-          <w:bCs/>
-          <w:color w:val="000000"/>
-          <w:sz w:val="28"/>
-          <w:szCs w:val="28"/>
-        </w:rPr>
-        <w:t>Семинар_книга_Краснов.docx</w:t>
-      </w:r>
-      <w:r>
-        <w:rPr>
-          <w:color w:val="000000"/>
-          <w:sz w:val="28"/>
-          <w:szCs w:val="28"/>
-        </w:rPr>
-        <w:t>),</w:t>
-      </w:r>
-    </w:p>
-    <w:p>
-      <w:pPr>
-        <w:pStyle w:val="ac"/>
-        <w:spacing w:before="0" w:beforeAutospacing="0" w:after="160" w:afterAutospacing="0"/>
-        <w:jc w:val="both"/>
-        <w:rPr>
-          <w:sz w:val="28"/>
-          <w:szCs w:val="28"/>
-        </w:rPr>
-      </w:pPr>
-      <w:r>
-        <w:rPr>
-          <w:color w:val="000000"/>
-          <w:sz w:val="28"/>
-          <w:szCs w:val="28"/>
-        </w:rPr>
-        <w:t>5) Рассчитайте среднюю абсолютную ошибку определения мольной доли по пяти точкам</w:t>
-      </w:r>
-    </w:p>
-    <w:p>
-      <w:pPr>
-        <w:pStyle w:val="ac"/>
-        <w:spacing w:before="0" w:beforeAutospacing="0" w:after="160" w:afterAutospacing="0"/>
-        <w:jc w:val="both"/>
-        <w:rPr>
-          <w:sz w:val="28"/>
-          <w:szCs w:val="28"/>
-        </w:rPr>
-      </w:pPr>
-      <w:r>
-        <w:rPr>
-          <w:color w:val="000000"/>
-          <w:sz w:val="28"/>
-          <w:szCs w:val="28"/>
-        </w:rPr>
-        <w:t>а) в газовой фазе (y) и</w:t>
-      </w:r>
-    </w:p>
-    <w:p>
-      <w:pPr>
-        <w:pStyle w:val="ac"/>
-        <w:spacing w:before="0" w:beforeAutospacing="0" w:after="160" w:afterAutospacing="0"/>
-        <w:jc w:val="both"/>
-        <w:rPr>
-          <w:sz w:val="28"/>
-          <w:szCs w:val="28"/>
-        </w:rPr>
-      </w:pPr>
-      <w:r>
-        <w:rPr>
-          <w:color w:val="000000"/>
-          <w:sz w:val="28"/>
-          <w:szCs w:val="28"/>
-        </w:rPr>
-        <w:t>б) в жидкой фазе (x)</w:t>
-      </w:r>
-    </w:p>
-    <w:p>
-      <w:pPr>
-        <w:pStyle w:val="ac"/>
-        <w:spacing w:before="0" w:beforeAutospacing="0" w:after="160" w:afterAutospacing="0"/>
-        <w:jc w:val="both"/>
-        <w:rPr>
-          <w:sz w:val="28"/>
-          <w:szCs w:val="28"/>
-        </w:rPr>
-      </w:pPr>
-      <w:r>
-        <w:rPr>
-          <w:color w:val="000000"/>
-          <w:sz w:val="28"/>
-          <w:szCs w:val="28"/>
-        </w:rPr>
-        <w:t>относительно данных vle-calc.com для вашей смеси.</w:t>
-      </w:r>
-    </w:p>
-    <w:p>
-      <w:pPr>
-        <w:pStyle w:val="ac"/>
-        <w:spacing w:before="0" w:beforeAutospacing="0" w:after="160" w:afterAutospacing="0"/>
-        <w:jc w:val="both"/>
-        <w:rPr>
-          <w:sz w:val="28"/>
-          <w:szCs w:val="28"/>
-        </w:rPr>
-      </w:pPr>
-      <w:r>
-        <w:rPr>
-          <w:color w:val="000000"/>
-          <w:sz w:val="28"/>
-          <w:szCs w:val="28"/>
-        </w:rPr>
-        <w:t>Для этого, возьмите пять значений температуры на T-x диаграмме vle-calc.com при 1 бар с двумя фазами.</w:t>
-      </w:r>
-    </w:p>
-    <w:p>
-      <w:pPr>
-        <w:pStyle w:val="ac"/>
-        <w:spacing w:before="0" w:beforeAutospacing="0" w:after="160" w:afterAutospacing="0"/>
-        <w:ind w:firstLine="426"/>
-        <w:jc w:val="both"/>
-        <w:rPr>
-          <w:sz w:val="28"/>
-          <w:szCs w:val="28"/>
-        </w:rPr>
-      </w:pPr>
-      <w:r>
-        <w:rPr>
-          <w:color w:val="000000"/>
-          <w:sz w:val="28"/>
-          <w:szCs w:val="28"/>
-        </w:rPr>
-        <w:t>Для каждого значения температуры: возьмите равновесные x и y с диаграммы vle-calc.com, посчитайте z=x+y/2, и выполните flash-расчет в программе при начальной концентрации z. Отдельно посчитайте абсолютную ошибку по предсказанным x и по y (относительно взятых с диаграммы с сайта). Если модель предсказывает наличие только одной фазы, то по второй фазе считается, что модель предсказала результат y=0, x=0.</w:t>
-      </w:r>
-    </w:p>
-    <w:p>
-      <w:pPr>
-        <w:numPr>
-          <w:ilvl w:val="0"/>
-          <w:numId w:val="2"/>
-        </w:numPr>
-        <w:suppressAutoHyphens/>
-        <w:spacing w:after="200" w:line="240" w:lineRule="auto"/>
-        <w:rPr>
-          <w:rFonts w:ascii="Times New Roman" w:eastAsia="Times New Roman" w:hAnsi="Times New Roman" w:cs="Times New Roman"/>
-          <w:color w:val="00000A"/>
-          <w:kern w:val="0"/>
-          <w:sz w:val="28"/>
-          <w:szCs w:val="28"/>
-          <w:lang w:eastAsia="ru-RU"/>
-          <w14:ligatures w14:val="none"/>
-        </w:rPr>
-      </w:pPr>
-      <w:r>
-        <w:rPr>
-          <w:rFonts w:ascii="Times New Roman" w:eastAsia="Times New Roman" w:hAnsi="Times New Roman" w:cs="Times New Roman"/>
-          <w:b/>
-          <w:bCs/>
-          <w:color w:val="00000A"/>
-          <w:kern w:val="0"/>
-          <w:sz w:val="28"/>
-          <w:szCs w:val="28"/>
-          <w:lang w:eastAsia="ru-RU"/>
-          <w14:ligatures w14:val="none"/>
-        </w:rPr>
-        <w:t>lab_5_peng_robinson.py</w:t>
-      </w:r>
-      <w:r>
-        <w:rPr>
-          <w:rFonts w:ascii="Times New Roman" w:eastAsia="Times New Roman" w:hAnsi="Times New Roman" w:cs="Times New Roman"/>
-          <w:color w:val="00000A"/>
-          <w:kern w:val="0"/>
-          <w:sz w:val="28"/>
-          <w:szCs w:val="28"/>
-          <w:lang w:eastAsia="ru-RU"/>
-          <w14:ligatures w14:val="none"/>
-        </w:rPr>
-        <w:t xml:space="preserve"> (модель Пенга-Робинсона для газовой и 1-2 жидких фаз)</w:t>
-      </w:r>
-    </w:p>
-    <w:p>
-      <w:pPr>
-        <w:numPr>
-          <w:ilvl w:val="0"/>
-          <w:numId w:val="3"/>
-        </w:numPr>
-        <w:suppressAutoHyphens/>
-        <w:spacing w:after="200" w:line="240" w:lineRule="auto"/>
-        <w:rPr>
-          <w:rFonts w:ascii="Times New Roman" w:eastAsia="Times New Roman" w:hAnsi="Times New Roman" w:cs="Times New Roman"/>
-          <w:color w:val="00000A"/>
-          <w:kern w:val="0"/>
-          <w:sz w:val="28"/>
-          <w:szCs w:val="28"/>
-          <w:lang w:eastAsia="ru-RU"/>
-          <w14:ligatures w14:val="none"/>
-        </w:rPr>
-      </w:pPr>
-      <w:r>
-        <w:rPr>
-          <w:rFonts w:ascii="Times New Roman" w:eastAsia="Times New Roman" w:hAnsi="Times New Roman" w:cs="Times New Roman"/>
-          <w:color w:val="00000A"/>
-          <w:kern w:val="0"/>
-          <w:sz w:val="28"/>
-          <w:szCs w:val="28"/>
-          <w:lang w:eastAsia="ru-RU"/>
-          <w14:ligatures w14:val="none"/>
-        </w:rPr>
-        <w:t>Возьмите 11 точек по парожидкостному равновесию при 1 бар (наборы T-x</w:t>
-      </w:r>
-      <w:r>
-        <w:rPr>
-          <w:rFonts w:ascii="Times New Roman" w:eastAsia="Times New Roman" w:hAnsi="Times New Roman" w:cs="Times New Roman"/>
-          <w:color w:val="00000A"/>
-          <w:kern w:val="0"/>
-          <w:sz w:val="28"/>
-          <w:szCs w:val="28"/>
-          <w:vertAlign w:val="subscript"/>
-          <w:lang w:eastAsia="ru-RU"/>
-          <w14:ligatures w14:val="none"/>
-        </w:rPr>
-        <w:t>1</w:t>
-      </w:r>
-      <w:r>
-        <w:rPr>
-          <w:rFonts w:ascii="Times New Roman" w:eastAsia="Times New Roman" w:hAnsi="Times New Roman" w:cs="Times New Roman"/>
-          <w:color w:val="00000A"/>
-          <w:kern w:val="0"/>
-          <w:sz w:val="28"/>
-          <w:szCs w:val="28"/>
-          <w:lang w:eastAsia="ru-RU"/>
-          <w14:ligatures w14:val="none"/>
-        </w:rPr>
-        <w:t>-y</w:t>
-      </w:r>
-      <w:r>
-        <w:rPr>
-          <w:rFonts w:ascii="Times New Roman" w:eastAsia="Times New Roman" w:hAnsi="Times New Roman" w:cs="Times New Roman"/>
-          <w:color w:val="00000A"/>
-          <w:kern w:val="0"/>
-          <w:sz w:val="28"/>
-          <w:szCs w:val="28"/>
-          <w:vertAlign w:val="subscript"/>
-          <w:lang w:eastAsia="ru-RU"/>
-          <w14:ligatures w14:val="none"/>
-        </w:rPr>
-        <w:t>1</w:t>
-      </w:r>
-      <w:r>
-        <w:rPr>
-          <w:rFonts w:ascii="Times New Roman" w:eastAsia="Times New Roman" w:hAnsi="Times New Roman" w:cs="Times New Roman"/>
-          <w:color w:val="00000A"/>
-          <w:kern w:val="0"/>
-          <w:sz w:val="28"/>
-          <w:szCs w:val="28"/>
-          <w:lang w:eastAsia="ru-RU"/>
-          <w14:ligatures w14:val="none"/>
-        </w:rPr>
-        <w:t>) для вашей смеси при сильно отличающихся x</w:t>
-      </w:r>
-      <w:r>
-        <w:rPr>
-          <w:rFonts w:ascii="Times New Roman" w:eastAsia="Times New Roman" w:hAnsi="Times New Roman" w:cs="Times New Roman"/>
-          <w:color w:val="00000A"/>
-          <w:kern w:val="0"/>
-          <w:sz w:val="28"/>
-          <w:szCs w:val="28"/>
-          <w:vertAlign w:val="subscript"/>
-          <w:lang w:eastAsia="ru-RU"/>
-          <w14:ligatures w14:val="none"/>
-        </w:rPr>
-        <w:t>1</w:t>
-      </w:r>
-      <w:r>
-        <w:rPr>
-          <w:rFonts w:ascii="Times New Roman" w:eastAsia="Times New Roman" w:hAnsi="Times New Roman" w:cs="Times New Roman"/>
-          <w:color w:val="00000A"/>
-          <w:kern w:val="0"/>
-          <w:sz w:val="28"/>
-          <w:szCs w:val="28"/>
-          <w:lang w:eastAsia="ru-RU"/>
-          <w14:ligatures w14:val="none"/>
-        </w:rPr>
-        <w:t xml:space="preserve"> с сайта vle-calc.com.</w:t>
-      </w:r>
-    </w:p>
-    <w:p>
-      <w:pPr>
-        <w:numPr>
-          <w:ilvl w:val="0"/>
-          <w:numId w:val="3"/>
-        </w:numPr>
-        <w:suppressAutoHyphens/>
-        <w:spacing w:after="200" w:line="240" w:lineRule="auto"/>
-        <w:rPr>
-          <w:rFonts w:ascii="Times New Roman" w:eastAsia="Times New Roman" w:hAnsi="Times New Roman" w:cs="Times New Roman"/>
-          <w:color w:val="00000A"/>
-          <w:kern w:val="0"/>
-          <w:sz w:val="28"/>
-          <w:szCs w:val="28"/>
-          <w:lang w:eastAsia="ru-RU"/>
-          <w14:ligatures w14:val="none"/>
-        </w:rPr>
-      </w:pPr>
-      <w:r>
-        <w:rPr>
-          <w:rFonts w:ascii="Times New Roman" w:eastAsia="Times New Roman" w:hAnsi="Times New Roman" w:cs="Times New Roman"/>
-          <w:color w:val="00000A"/>
-          <w:kern w:val="0"/>
-          <w:sz w:val="28"/>
-          <w:szCs w:val="28"/>
-          <w:lang w:eastAsia="ru-RU"/>
-          <w14:ligatures w14:val="none"/>
-        </w:rPr>
-        <w:t>Выберите эту смесь в книге BIPJ…xlsx, лист 1. Подставьте туда значения x (жидкость!) и y (пар!) – не перепутайте их местами.</w:t>
-      </w:r>
-    </w:p>
-    <w:p>
-      <w:pPr>
-        <w:numPr>
-          <w:ilvl w:val="0"/>
-          <w:numId w:val="3"/>
-        </w:numPr>
-        <w:suppressAutoHyphens/>
-        <w:spacing w:after="200" w:line="240" w:lineRule="auto"/>
-        <w:rPr>
-          <w:rFonts w:ascii="Times New Roman" w:eastAsia="Times New Roman" w:hAnsi="Times New Roman" w:cs="Times New Roman"/>
-          <w:color w:val="00000A"/>
-          <w:kern w:val="0"/>
-          <w:sz w:val="28"/>
-          <w:szCs w:val="28"/>
-          <w:lang w:eastAsia="ru-RU"/>
-          <w14:ligatures w14:val="none"/>
-        </w:rPr>
-      </w:pPr>
-      <w:r>
-        <w:rPr>
-          <w:rFonts w:ascii="Times New Roman" w:eastAsia="Times New Roman" w:hAnsi="Times New Roman" w:cs="Times New Roman"/>
-          <w:color w:val="00000A"/>
-          <w:kern w:val="0"/>
-          <w:sz w:val="28"/>
-          <w:szCs w:val="28"/>
-          <w:lang w:eastAsia="ru-RU"/>
-          <w14:ligatures w14:val="none"/>
-        </w:rPr>
-        <w:lastRenderedPageBreak/>
-        <w:t>Найдите с помощью Подбора параметра или Поиска решения в Excel наилучшее значение k</w:t>
-      </w:r>
-      <w:r>
-        <w:rPr>
-          <w:rFonts w:ascii="Times New Roman" w:eastAsia="Times New Roman" w:hAnsi="Times New Roman" w:cs="Times New Roman"/>
-          <w:color w:val="00000A"/>
-          <w:kern w:val="0"/>
-          <w:sz w:val="28"/>
-          <w:szCs w:val="28"/>
-          <w:vertAlign w:val="subscript"/>
-          <w:lang w:eastAsia="ru-RU"/>
-          <w14:ligatures w14:val="none"/>
-        </w:rPr>
-        <w:t>ij</w:t>
-      </w:r>
-      <w:r>
-        <w:rPr>
-          <w:rFonts w:ascii="Times New Roman" w:eastAsia="Times New Roman" w:hAnsi="Times New Roman" w:cs="Times New Roman"/>
-          <w:color w:val="00000A"/>
-          <w:kern w:val="0"/>
-          <w:sz w:val="28"/>
-          <w:szCs w:val="28"/>
-          <w:lang w:eastAsia="ru-RU"/>
-          <w14:ligatures w14:val="none"/>
-        </w:rPr>
-        <w:t xml:space="preserve"> на листе 1 книги (наименьшая ошибка).</w:t>
-      </w:r>
-    </w:p>
-    <w:p>
-      <w:pPr>
-        <w:numPr>
-          <w:ilvl w:val="0"/>
-          <w:numId w:val="3"/>
-        </w:numPr>
-        <w:suppressAutoHyphens/>
-        <w:spacing w:after="200" w:line="240" w:lineRule="auto"/>
-        <w:rPr>
-          <w:rFonts w:ascii="Times New Roman" w:eastAsia="Times New Roman" w:hAnsi="Times New Roman" w:cs="Times New Roman"/>
-          <w:color w:val="00000A"/>
-          <w:kern w:val="0"/>
-          <w:sz w:val="28"/>
-          <w:szCs w:val="28"/>
-          <w:lang w:eastAsia="ru-RU"/>
-          <w14:ligatures w14:val="none"/>
-        </w:rPr>
-      </w:pPr>
-      <w:r>
-        <w:rPr>
-          <w:rFonts w:ascii="Times New Roman" w:eastAsia="Times New Roman" w:hAnsi="Times New Roman" w:cs="Times New Roman"/>
-          <w:color w:val="00000A"/>
-          <w:kern w:val="0"/>
-          <w:sz w:val="28"/>
-          <w:szCs w:val="28"/>
-          <w:lang w:eastAsia="ru-RU"/>
-          <w14:ligatures w14:val="none"/>
-        </w:rPr>
-        <w:t>Подставьте это значение k</w:t>
-      </w:r>
-      <w:r>
-        <w:rPr>
-          <w:rFonts w:ascii="Times New Roman" w:eastAsia="Times New Roman" w:hAnsi="Times New Roman" w:cs="Times New Roman"/>
-          <w:color w:val="00000A"/>
-          <w:kern w:val="0"/>
-          <w:sz w:val="28"/>
-          <w:szCs w:val="28"/>
-          <w:vertAlign w:val="subscript"/>
-          <w:lang w:eastAsia="ru-RU"/>
-          <w14:ligatures w14:val="none"/>
-        </w:rPr>
-        <w:t>ij</w:t>
-      </w:r>
-      <w:r>
-        <w:rPr>
-          <w:rFonts w:ascii="Times New Roman" w:eastAsia="Times New Roman" w:hAnsi="Times New Roman" w:cs="Times New Roman"/>
-          <w:color w:val="00000A"/>
-          <w:kern w:val="0"/>
-          <w:sz w:val="28"/>
-          <w:szCs w:val="28"/>
-          <w:lang w:eastAsia="ru-RU"/>
-          <w14:ligatures w14:val="none"/>
-        </w:rPr>
-        <w:t xml:space="preserve"> в программу </w:t>
-      </w:r>
-      <w:r>
-        <w:rPr>
-          <w:rFonts w:ascii="Times New Roman" w:eastAsia="Times New Roman" w:hAnsi="Times New Roman" w:cs="Times New Roman"/>
-          <w:b/>
-          <w:bCs/>
-          <w:color w:val="00000A"/>
-          <w:kern w:val="0"/>
-          <w:sz w:val="28"/>
-          <w:szCs w:val="28"/>
-          <w:lang w:eastAsia="ru-RU"/>
-          <w14:ligatures w14:val="none"/>
-        </w:rPr>
-        <w:t>lab_5_peng_robinson.py</w:t>
-      </w:r>
-      <w:r>
-        <w:rPr>
-          <w:rFonts w:ascii="Times New Roman" w:eastAsia="Times New Roman" w:hAnsi="Times New Roman" w:cs="Times New Roman"/>
-          <w:color w:val="00000A"/>
-          <w:kern w:val="0"/>
-          <w:sz w:val="28"/>
-          <w:szCs w:val="28"/>
-          <w:lang w:eastAsia="ru-RU"/>
-          <w14:ligatures w14:val="none"/>
-        </w:rPr>
-        <w:t>.</w:t>
-      </w:r>
-    </w:p>
-    <w:p>
-      <w:pPr>
-        <w:numPr>
-          <w:ilvl w:val="0"/>
-          <w:numId w:val="3"/>
-        </w:numPr>
-        <w:suppressAutoHyphens/>
-        <w:spacing w:after="200" w:line="240" w:lineRule="auto"/>
-        <w:rPr>
-          <w:rFonts w:ascii="Times New Roman" w:eastAsia="Times New Roman" w:hAnsi="Times New Roman" w:cs="Times New Roman"/>
-          <w:color w:val="00000A"/>
-          <w:kern w:val="0"/>
-          <w:sz w:val="28"/>
-          <w:szCs w:val="28"/>
-          <w:lang w:eastAsia="ru-RU"/>
-          <w14:ligatures w14:val="none"/>
-        </w:rPr>
-      </w:pPr>
-      <w:r>
-        <w:rPr>
-          <w:rFonts w:ascii="Times New Roman" w:eastAsia="Times New Roman" w:hAnsi="Times New Roman" w:cs="Times New Roman"/>
-          <w:color w:val="00000A"/>
-          <w:kern w:val="0"/>
-          <w:sz w:val="28"/>
-          <w:szCs w:val="28"/>
-          <w:lang w:eastAsia="ru-RU"/>
-          <w14:ligatures w14:val="none"/>
-        </w:rPr>
-        <w:t>Повторите пп. 1-5 из части I.</w:t>
       </w:r>
     </w:p>
     <w:bookmarkEnd w:id="15"/>
@@ -1451,23 +991,38 @@
     <w:bookmarkEnd w:id="26"/>
     <w:bookmarkEnd w:id="27"/>
     <w:bookmarkEnd w:id="28"/>
-    <w:p/>
-    <w:p>
-      <w:pPr>
-        <w:rPr>
-          <w:lang w:val="en-US"/>
-        </w:rPr>
-      </w:pPr>
-      <w:r>
-        <w:rPr>
-          <w:noProof/>
-        </w:rPr>
-        <w:lastRenderedPageBreak/>
+    <w:p>
+      <w:r>
+        <w:rPr>
+          <w:b/>
+          <w:bCs/>
+        </w:rPr>
+        <w:t>Задача 1 (по вариантам)</w:t>
+      </w:r>
+    </w:p>
+    <w:p>
+      <w:r>
+        <w:t>Применяя принцип Ле-</w:t>
+      </w:r>
+      <w:proofErr w:type="spellStart"/>
+      <w:r>
+        <w:t>Шателье</w:t>
+      </w:r>
+      <w:proofErr w:type="spellEnd"/>
+      <w:r>
+        <w:t xml:space="preserve"> и уравнения (1)-(2),</w:t>
+      </w:r>
+    </w:p>
+    <w:p>
+      <w:r>
+        <w:t xml:space="preserve">Изобара Вант-Гоффа </w:t>
+      </w:r>
+      <w:r>
         <w:drawing>
-          <wp:inline distT="0" distB="0" distL="0" distR="0" wp14:anchorId="67D44BD7" wp14:editId="6883E1FC">
-            <wp:extent cx="5848985" cy="4382770"/>
+          <wp:inline distT="0" distB="0" distL="0" distR="0" wp14:anchorId="768700E1" wp14:editId="5D5D31F1">
+            <wp:extent cx="1581150" cy="552450"/>
             <wp:effectExtent l="0" t="0" r="0" b="0"/>
-            <wp:docPr id="904222181" name="Рисунок 7"/>
+            <wp:docPr id="623728948" name="Рисунок 2"/>
             <wp:cNvGraphicFramePr>
               <a:graphicFrameLocks xmlns:a="http://schemas.openxmlformats.org/drawingml/2006/main" noChangeAspect="1"/>
             </wp:cNvGraphicFramePr>
@@ -1475,7 +1030,7 @@
               <a:graphicData uri="http://schemas.openxmlformats.org/drawingml/2006/picture">
                 <pic:pic xmlns:pic="http://schemas.openxmlformats.org/drawingml/2006/picture">
                   <pic:nvPicPr>
-                    <pic:cNvPr id="0" name="Picture 7"/>
+                    <pic:cNvPr id="0" name="Picture 6"/>
                     <pic:cNvPicPr>
                       <a:picLocks noChangeAspect="1" noChangeArrowheads="1"/>
                     </pic:cNvPicPr>
@@ -1496,7 +1051,7 @@
                   <pic:spPr bwMode="auto">
                     <a:xfrm>
                       <a:off x="0" y="0"/>
-                      <a:ext cx="5848985" cy="4382770"/>
+                      <a:ext cx="1581150" cy="552450"/>
                     </a:xfrm>
                     <a:prstGeom prst="rect">
                       <a:avLst/>
@@ -1513,278 +1068,480 @@
         </w:drawing>
       </w:r>
       <w:r>
-        <w:rPr>
-          <w:noProof/>
+        <w:t>(1)</w:t>
+      </w:r>
+    </w:p>
+    <w:p/>
+    <w:p>
+      <w:proofErr w:type="spellStart"/>
+      <w:r>
+        <w:t>Kp</w:t>
+      </w:r>
+      <w:proofErr w:type="spellEnd"/>
+      <w:r>
+        <w:t>=</w:t>
+      </w:r>
+      <w:proofErr w:type="spellStart"/>
+      <w:r>
+        <w:t>Kx</w:t>
+      </w:r>
+      <w:proofErr w:type="spellEnd"/>
+      <w:r>
+        <w:t>*P=</w:t>
+      </w:r>
+      <w:proofErr w:type="spellStart"/>
+      <w:r>
+        <w:t>Kn</w:t>
+      </w:r>
+      <w:proofErr w:type="spellEnd"/>
+      <w:r>
+        <w:t>*∑n-*P, (2)</w:t>
+      </w:r>
+    </w:p>
+    <w:p>
+      <w:r>
+        <w:t>определите, как будет меняться равновесный выход (концентрации) конечных продуктов реакции при:</w:t>
+      </w:r>
+    </w:p>
+    <w:p>
+      <w:r>
+        <w:t>а) повышении температуры;</w:t>
+      </w:r>
+    </w:p>
+    <w:p>
+      <w:r>
+        <w:t>б) повышении давления;</w:t>
+      </w:r>
+    </w:p>
+    <w:p>
+      <w:r>
+        <w:t>в) добавлении инертного газа.</w:t>
+      </w:r>
+    </w:p>
+    <w:p>
+      <w:r>
+        <w:t>Сделайте вывод, при каких (повышенных, пониженных) температуре и давлении следует проводить реакцию.</w:t>
+      </w:r>
+    </w:p>
+    <w:p>
+      <w:pPr>
+        <w:rPr>
           <w:lang w:val="en-US"/>
         </w:rPr>
-        <w:drawing>
-          <wp:inline distT="0" distB="0" distL="0" distR="0" wp14:anchorId="738C2984" wp14:editId="5C40BEE5">
-            <wp:extent cx="5848985" cy="4382770"/>
-            <wp:effectExtent l="0" t="0" r="0" b="0"/>
-            <wp:docPr id="628259420" name="Рисунок 8"/>
-            <wp:cNvGraphicFramePr>
-              <a:graphicFrameLocks xmlns:a="http://schemas.openxmlformats.org/drawingml/2006/main" noChangeAspect="1"/>
-            </wp:cNvGraphicFramePr>
-            <a:graphic xmlns:a="http://schemas.openxmlformats.org/drawingml/2006/main">
-              <a:graphicData uri="http://schemas.openxmlformats.org/drawingml/2006/picture">
-                <pic:pic xmlns:pic="http://schemas.openxmlformats.org/drawingml/2006/picture">
-                  <pic:nvPicPr>
-                    <pic:cNvPr id="0" name="Picture 8"/>
-                    <pic:cNvPicPr>
-                      <a:picLocks noChangeAspect="1" noChangeArrowheads="1"/>
-                    </pic:cNvPicPr>
-                  </pic:nvPicPr>
-                  <pic:blipFill>
-                    <a:blip r:embed="rId6">
-                      <a:extLst>
-                        <a:ext uri="{28A0092B-C50C-407E-A947-70E740481C1C}">
-                          <a14:useLocalDpi xmlns:a14="http://schemas.microsoft.com/office/drawing/2010/main" val="0"/>
-                        </a:ext>
-                      </a:extLst>
-                    </a:blip>
-                    <a:srcRect/>
-                    <a:stretch>
-                      <a:fillRect/>
-                    </a:stretch>
-                  </pic:blipFill>
-                  <pic:spPr bwMode="auto">
-                    <a:xfrm>
-                      <a:off x="0" y="0"/>
-                      <a:ext cx="5848985" cy="4382770"/>
-                    </a:xfrm>
-                    <a:prstGeom prst="rect">
-                      <a:avLst/>
-                    </a:prstGeom>
-                    <a:noFill/>
-                    <a:ln>
-                      <a:noFill/>
-                    </a:ln>
-                  </pic:spPr>
-                </pic:pic>
-              </a:graphicData>
-            </a:graphic>
-          </wp:inline>
-        </w:drawing>
-      </w:r>
-      <w:r>
-        <w:rPr>
-          <w:noProof/>
+      </w:pPr>
+      <w:r>
+        <w:t>2</w:t>
+      </w:r>
+      <w:r>
+        <w:rPr>
           <w:lang w:val="en-US"/>
         </w:rPr>
+        <w:t>SO2+02=2SO3</w:t>
+      </w:r>
+    </w:p>
+    <w:p>
+      <w:r>
+        <w:br w:type="page"/>
+      </w:r>
+    </w:p>
+    <w:p>
+      <w:pPr>
+        <w:jc w:val="center"/>
+      </w:pPr>
+      <w:r>
         <w:lastRenderedPageBreak/>
-        <w:drawing>
-          <wp:inline distT="0" distB="0" distL="0" distR="0" wp14:anchorId="5CAF1CDC" wp14:editId="51FABF8F">
-            <wp:extent cx="5848985" cy="4382770"/>
-            <wp:effectExtent l="0" t="0" r="0" b="0"/>
-            <wp:docPr id="991889905" name="Рисунок 9"/>
-            <wp:cNvGraphicFramePr>
-              <a:graphicFrameLocks xmlns:a="http://schemas.openxmlformats.org/drawingml/2006/main" noChangeAspect="1"/>
-            </wp:cNvGraphicFramePr>
-            <a:graphic xmlns:a="http://schemas.openxmlformats.org/drawingml/2006/main">
-              <a:graphicData uri="http://schemas.openxmlformats.org/drawingml/2006/picture">
-                <pic:pic xmlns:pic="http://schemas.openxmlformats.org/drawingml/2006/picture">
-                  <pic:nvPicPr>
-                    <pic:cNvPr id="0" name="Picture 9"/>
-                    <pic:cNvPicPr>
-                      <a:picLocks noChangeAspect="1" noChangeArrowheads="1"/>
-                    </pic:cNvPicPr>
-                  </pic:nvPicPr>
-                  <pic:blipFill>
-                    <a:blip r:embed="rId7">
-                      <a:extLst>
-                        <a:ext uri="{28A0092B-C50C-407E-A947-70E740481C1C}">
-                          <a14:useLocalDpi xmlns:a14="http://schemas.microsoft.com/office/drawing/2010/main" val="0"/>
-                        </a:ext>
-                      </a:extLst>
-                    </a:blip>
-                    <a:srcRect/>
-                    <a:stretch>
-                      <a:fillRect/>
-                    </a:stretch>
-                  </pic:blipFill>
-                  <pic:spPr bwMode="auto">
-                    <a:xfrm>
-                      <a:off x="0" y="0"/>
-                      <a:ext cx="5848985" cy="4382770"/>
-                    </a:xfrm>
-                    <a:prstGeom prst="rect">
-                      <a:avLst/>
-                    </a:prstGeom>
-                    <a:noFill/>
-                    <a:ln>
-                      <a:noFill/>
-                    </a:ln>
-                  </pic:spPr>
-                </pic:pic>
-              </a:graphicData>
-            </a:graphic>
-          </wp:inline>
-        </w:drawing>
-      </w:r>
-      <w:r>
-        <w:rPr>
-          <w:noProof/>
-          <w:lang w:val="en-US"/>
-        </w:rPr>
-        <w:drawing>
-          <wp:inline distT="0" distB="0" distL="0" distR="0" wp14:anchorId="56176A4D" wp14:editId="02840A7E">
-            <wp:extent cx="5848985" cy="4382770"/>
-            <wp:effectExtent l="0" t="0" r="0" b="0"/>
-            <wp:docPr id="1342090109" name="Рисунок 10"/>
-            <wp:cNvGraphicFramePr>
-              <a:graphicFrameLocks xmlns:a="http://schemas.openxmlformats.org/drawingml/2006/main" noChangeAspect="1"/>
-            </wp:cNvGraphicFramePr>
-            <a:graphic xmlns:a="http://schemas.openxmlformats.org/drawingml/2006/main">
-              <a:graphicData uri="http://schemas.openxmlformats.org/drawingml/2006/picture">
-                <pic:pic xmlns:pic="http://schemas.openxmlformats.org/drawingml/2006/picture">
-                  <pic:nvPicPr>
-                    <pic:cNvPr id="0" name="Picture 10"/>
-                    <pic:cNvPicPr>
-                      <a:picLocks noChangeAspect="1" noChangeArrowheads="1"/>
-                    </pic:cNvPicPr>
-                  </pic:nvPicPr>
-                  <pic:blipFill>
-                    <a:blip r:embed="rId8">
-                      <a:extLst>
-                        <a:ext uri="{28A0092B-C50C-407E-A947-70E740481C1C}">
-                          <a14:useLocalDpi xmlns:a14="http://schemas.microsoft.com/office/drawing/2010/main" val="0"/>
-                        </a:ext>
-                      </a:extLst>
-                    </a:blip>
-                    <a:srcRect/>
-                    <a:stretch>
-                      <a:fillRect/>
-                    </a:stretch>
-                  </pic:blipFill>
-                  <pic:spPr bwMode="auto">
-                    <a:xfrm>
-                      <a:off x="0" y="0"/>
-                      <a:ext cx="5848985" cy="4382770"/>
-                    </a:xfrm>
-                    <a:prstGeom prst="rect">
-                      <a:avLst/>
-                    </a:prstGeom>
-                    <a:noFill/>
-                    <a:ln>
-                      <a:noFill/>
-                    </a:ln>
-                  </pic:spPr>
-                </pic:pic>
-              </a:graphicData>
-            </a:graphic>
-          </wp:inline>
-        </w:drawing>
-      </w:r>
-      <w:r>
-        <w:rPr>
-          <w:noProof/>
-          <w:lang w:val="en-US"/>
-        </w:rPr>
-        <w:lastRenderedPageBreak/>
-        <w:drawing>
-          <wp:inline distT="0" distB="0" distL="0" distR="0" wp14:anchorId="5ABA51F3" wp14:editId="5333647C">
-            <wp:extent cx="5848985" cy="4382770"/>
-            <wp:effectExtent l="0" t="0" r="0" b="0"/>
-            <wp:docPr id="1435303462" name="Рисунок 11"/>
-            <wp:cNvGraphicFramePr>
-              <a:graphicFrameLocks xmlns:a="http://schemas.openxmlformats.org/drawingml/2006/main" noChangeAspect="1"/>
-            </wp:cNvGraphicFramePr>
-            <a:graphic xmlns:a="http://schemas.openxmlformats.org/drawingml/2006/main">
-              <a:graphicData uri="http://schemas.openxmlformats.org/drawingml/2006/picture">
-                <pic:pic xmlns:pic="http://schemas.openxmlformats.org/drawingml/2006/picture">
-                  <pic:nvPicPr>
-                    <pic:cNvPr id="0" name="Picture 11"/>
-                    <pic:cNvPicPr>
-                      <a:picLocks noChangeAspect="1" noChangeArrowheads="1"/>
-                    </pic:cNvPicPr>
-                  </pic:nvPicPr>
-                  <pic:blipFill>
-                    <a:blip r:embed="rId9">
-                      <a:extLst>
-                        <a:ext uri="{28A0092B-C50C-407E-A947-70E740481C1C}">
-                          <a14:useLocalDpi xmlns:a14="http://schemas.microsoft.com/office/drawing/2010/main" val="0"/>
-                        </a:ext>
-                      </a:extLst>
-                    </a:blip>
-                    <a:srcRect/>
-                    <a:stretch>
-                      <a:fillRect/>
-                    </a:stretch>
-                  </pic:blipFill>
-                  <pic:spPr bwMode="auto">
-                    <a:xfrm>
-                      <a:off x="0" y="0"/>
-                      <a:ext cx="5848985" cy="4382770"/>
-                    </a:xfrm>
-                    <a:prstGeom prst="rect">
-                      <a:avLst/>
-                    </a:prstGeom>
-                    <a:noFill/>
-                    <a:ln>
-                      <a:noFill/>
-                    </a:ln>
-                  </pic:spPr>
-                </pic:pic>
-              </a:graphicData>
-            </a:graphic>
-          </wp:inline>
-        </w:drawing>
-      </w:r>
-      <w:r>
-        <w:rPr>
-          <w:noProof/>
-          <w:lang w:val="en-US"/>
-        </w:rPr>
-        <w:drawing>
-          <wp:inline distT="0" distB="0" distL="0" distR="0" wp14:anchorId="3A5A9B54" wp14:editId="4D907F5E">
-            <wp:extent cx="5943600" cy="3704590"/>
-            <wp:effectExtent l="0" t="0" r="0" b="0"/>
-            <wp:docPr id="395013669" name="Рисунок 12"/>
-            <wp:cNvGraphicFramePr>
-              <a:graphicFrameLocks xmlns:a="http://schemas.openxmlformats.org/drawingml/2006/main" noChangeAspect="1"/>
-            </wp:cNvGraphicFramePr>
-            <a:graphic xmlns:a="http://schemas.openxmlformats.org/drawingml/2006/main">
-              <a:graphicData uri="http://schemas.openxmlformats.org/drawingml/2006/picture">
-                <pic:pic xmlns:pic="http://schemas.openxmlformats.org/drawingml/2006/picture">
-                  <pic:nvPicPr>
-                    <pic:cNvPr id="0" name="Picture 12"/>
-                    <pic:cNvPicPr>
-                      <a:picLocks noChangeAspect="1" noChangeArrowheads="1"/>
-                    </pic:cNvPicPr>
-                  </pic:nvPicPr>
-                  <pic:blipFill>
-                    <a:blip r:embed="rId10">
-                      <a:extLst>
-                        <a:ext uri="{28A0092B-C50C-407E-A947-70E740481C1C}">
-                          <a14:useLocalDpi xmlns:a14="http://schemas.microsoft.com/office/drawing/2010/main" val="0"/>
-                        </a:ext>
-                      </a:extLst>
-                    </a:blip>
-                    <a:srcRect/>
-                    <a:stretch>
-                      <a:fillRect/>
-                    </a:stretch>
-                  </pic:blipFill>
-                  <pic:spPr bwMode="auto">
-                    <a:xfrm>
-                      <a:off x="0" y="0"/>
-                      <a:ext cx="5943600" cy="3704590"/>
-                    </a:xfrm>
-                    <a:prstGeom prst="rect">
-                      <a:avLst/>
-                    </a:prstGeom>
-                    <a:noFill/>
-                    <a:ln>
-                      <a:noFill/>
-                    </a:ln>
-                  </pic:spPr>
-                </pic:pic>
-              </a:graphicData>
-            </a:graphic>
-          </wp:inline>
-        </w:drawing>
-      </w:r>
-    </w:p>
+        <w:t>Решение</w:t>
+      </w:r>
+    </w:p>
+    <w:p>
+      <w:r>
+        <w:t>Для реакции</w:t>
+      </w:r>
+    </w:p>
+    <w:p>
+      <m:oMathPara>
+        <m:oMath>
+          <m:r>
+            <w:rPr>
+              <w:rFonts w:ascii="Cambria Math" w:hAnsi="Cambria Math"/>
+            </w:rPr>
+            <m:t>2S</m:t>
+          </m:r>
+          <m:sSub>
+            <m:sSubPr>
+              <m:ctrlPr>
+                <w:rPr>
+                  <w:rFonts w:ascii="Cambria Math" w:hAnsi="Cambria Math"/>
+                </w:rPr>
+              </m:ctrlPr>
+            </m:sSubPr>
+            <m:e>
+              <m:r>
+                <w:rPr>
+                  <w:rFonts w:ascii="Cambria Math" w:hAnsi="Cambria Math"/>
+                </w:rPr>
+                <m:t>O</m:t>
+              </m:r>
+            </m:e>
+            <m:sub>
+              <m:r>
+                <w:rPr>
+                  <w:rFonts w:ascii="Cambria Math" w:hAnsi="Cambria Math"/>
+                </w:rPr>
+                <m:t>2</m:t>
+              </m:r>
+            </m:sub>
+          </m:sSub>
+          <m:r>
+            <w:rPr>
+              <w:rFonts w:ascii="Cambria Math" w:hAnsi="Cambria Math"/>
+            </w:rPr>
+            <m:t>+</m:t>
+          </m:r>
+          <m:sSub>
+            <m:sSubPr>
+              <m:ctrlPr>
+                <w:rPr>
+                  <w:rFonts w:ascii="Cambria Math" w:hAnsi="Cambria Math"/>
+                </w:rPr>
+              </m:ctrlPr>
+            </m:sSubPr>
+            <m:e>
+              <m:r>
+                <w:rPr>
+                  <w:rFonts w:ascii="Cambria Math" w:hAnsi="Cambria Math"/>
+                </w:rPr>
+                <m:t>O</m:t>
+              </m:r>
+            </m:e>
+            <m:sub>
+              <m:r>
+                <w:rPr>
+                  <w:rFonts w:ascii="Cambria Math" w:hAnsi="Cambria Math"/>
+                </w:rPr>
+                <m:t>2</m:t>
+              </m:r>
+            </m:sub>
+          </m:sSub>
+          <m:r>
+            <w:rPr>
+              <w:rFonts w:ascii="Cambria Math" w:hAnsi="Cambria Math"/>
+            </w:rPr>
+            <m:t>=</m:t>
+          </m:r>
+          <m:r>
+            <w:rPr>
+              <w:rFonts w:ascii="Cambria Math" w:hAnsi="Cambria Math"/>
+            </w:rPr>
+            <m:t>2S</m:t>
+          </m:r>
+          <m:sSub>
+            <m:sSubPr>
+              <m:ctrlPr>
+                <w:rPr>
+                  <w:rFonts w:ascii="Cambria Math" w:hAnsi="Cambria Math"/>
+                </w:rPr>
+              </m:ctrlPr>
+            </m:sSubPr>
+            <m:e>
+              <m:r>
+                <w:rPr>
+                  <w:rFonts w:ascii="Cambria Math" w:hAnsi="Cambria Math"/>
+                </w:rPr>
+                <m:t>O</m:t>
+              </m:r>
+            </m:e>
+            <m:sub>
+              <m:r>
+                <w:rPr>
+                  <w:rFonts w:ascii="Cambria Math" w:hAnsi="Cambria Math"/>
+                </w:rPr>
+                <m:t>3</m:t>
+              </m:r>
+            </m:sub>
+          </m:sSub>
+        </m:oMath>
+      </m:oMathPara>
+    </w:p>
+    <w:p>
+      <w:r>
+        <w:t>имеем:</w:t>
+      </w:r>
+    </w:p>
+    <w:p>
+      <w:pPr>
+        <w:numPr>
+          <w:ilvl w:val="0"/>
+          <w:numId w:val="4"/>
+        </w:numPr>
+      </w:pPr>
+      <w:r>
+        <w:t xml:space="preserve">реакция экзотермическая </w:t>
+      </w:r>
+      <m:oMath>
+        <m:r>
+          <w:rPr>
+            <w:rFonts w:ascii="Cambria Math" w:hAnsi="Cambria Math"/>
+          </w:rPr>
+          <m:t>((</m:t>
+        </m:r>
+        <m:r>
+          <m:rPr>
+            <m:sty m:val="p"/>
+          </m:rPr>
+          <w:rPr>
+            <w:rFonts w:ascii="Cambria Math" w:hAnsi="Cambria Math"/>
+          </w:rPr>
+          <m:t>Δ</m:t>
+        </m:r>
+        <m:r>
+          <w:rPr>
+            <w:rFonts w:ascii="Cambria Math" w:hAnsi="Cambria Math"/>
+          </w:rPr>
+          <m:t>H&lt;0)</m:t>
+        </m:r>
+      </m:oMath>
+      <w:r>
+        <w:t>);</w:t>
+      </w:r>
+    </w:p>
+    <w:p>
+      <w:pPr>
+        <w:numPr>
+          <w:ilvl w:val="0"/>
+          <w:numId w:val="4"/>
+        </w:numPr>
+      </w:pPr>
+      <w:r>
+        <w:t xml:space="preserve">изменение числа молей газа: </w:t>
+      </w:r>
+      <m:oMath>
+        <m:r>
+          <w:rPr>
+            <w:rFonts w:ascii="Cambria Math" w:hAnsi="Cambria Math"/>
+          </w:rPr>
+          <m:t>(</m:t>
+        </m:r>
+        <m:r>
+          <m:rPr>
+            <m:sty m:val="p"/>
+          </m:rPr>
+          <w:rPr>
+            <w:rFonts w:ascii="Cambria Math" w:hAnsi="Cambria Math"/>
+          </w:rPr>
+          <m:t>Δ</m:t>
+        </m:r>
+        <m:r>
+          <w:rPr>
+            <w:rFonts w:ascii="Cambria Math" w:hAnsi="Cambria Math"/>
+          </w:rPr>
+          <m:t xml:space="preserve"> </m:t>
+        </m:r>
+        <m:r>
+          <m:rPr>
+            <m:sty m:val="p"/>
+          </m:rPr>
+          <w:rPr>
+            <w:rFonts w:ascii="Cambria Math" w:hAnsi="Cambria Math"/>
+          </w:rPr>
+          <m:t>ν</m:t>
+        </m:r>
+        <m:r>
+          <w:rPr>
+            <w:rFonts w:ascii="Cambria Math" w:hAnsi="Cambria Math"/>
+          </w:rPr>
+          <m:t xml:space="preserve"> = 2-(2+1)=-1)</m:t>
+        </m:r>
+      </m:oMath>
+      <w:r>
+        <w:t xml:space="preserve"> (справа молей меньше).</w:t>
+      </w:r>
+    </w:p>
+    <w:p>
+      <w:pPr>
+        <w:numPr>
+          <w:ilvl w:val="0"/>
+          <w:numId w:val="5"/>
+        </w:numPr>
+      </w:pPr>
+      <w:r>
+        <w:t>Повышение температуры</w:t>
+      </w:r>
+      <w:r>
+        <w:br/>
+        <w:t>По принципу Ле-</w:t>
+      </w:r>
+      <w:proofErr w:type="spellStart"/>
+      <w:r>
+        <w:t>Шателье</w:t>
+      </w:r>
+      <w:proofErr w:type="spellEnd"/>
+      <w:r>
+        <w:t xml:space="preserve"> для экзотермической реакции повышение (T) смещает равновесие влево (в сторону исходных веществ).</w:t>
+      </w:r>
+      <w:r>
+        <w:br/>
+        <w:t>Следовательно, равновесная концентрация (выход) (SO_3) уменьшается.</w:t>
+      </w:r>
+    </w:p>
+    <w:p>
+      <w:pPr>
+        <w:numPr>
+          <w:ilvl w:val="0"/>
+          <w:numId w:val="5"/>
+        </w:numPr>
+      </w:pPr>
+      <w:r>
+        <w:t>Повышение давления</w:t>
+      </w:r>
+      <w:r>
+        <w:br/>
+        <w:t xml:space="preserve">Так как справа меньше молей газа </w:t>
+      </w:r>
+      <m:oMath>
+        <m:r>
+          <w:rPr>
+            <w:rFonts w:ascii="Cambria Math" w:hAnsi="Cambria Math"/>
+          </w:rPr>
+          <m:t>(</m:t>
+        </m:r>
+        <m:r>
+          <m:rPr>
+            <m:sty m:val="p"/>
+          </m:rPr>
+          <w:rPr>
+            <w:rFonts w:ascii="Cambria Math" w:hAnsi="Cambria Math"/>
+          </w:rPr>
+          <m:t>Δν</m:t>
+        </m:r>
+        <m:r>
+          <w:rPr>
+            <w:rFonts w:ascii="Cambria Math" w:hAnsi="Cambria Math"/>
+          </w:rPr>
+          <m:t>&lt;0)</m:t>
+        </m:r>
+      </m:oMath>
+      <w:r>
+        <w:rPr>
+          <w:rFonts w:eastAsiaTheme="minorEastAsia"/>
+        </w:rPr>
+        <w:t xml:space="preserve"> </w:t>
+      </w:r>
+      <w:r>
+        <w:t>увеличение (P) смещает равновесие вправо.</w:t>
+      </w:r>
+      <w:r>
+        <w:br/>
+        <w:t>Следовательно, равновесная концентрация (выход) (SO_3) увеличивается.</w:t>
+      </w:r>
+    </w:p>
+    <w:p>
+      <w:pPr>
+        <w:numPr>
+          <w:ilvl w:val="0"/>
+          <w:numId w:val="5"/>
+        </w:numPr>
+      </w:pPr>
+      <w:r>
+        <w:t>Добавление инертного газа</w:t>
+      </w:r>
+    </w:p>
+    <w:p>
+      <w:pPr>
+        <w:numPr>
+          <w:ilvl w:val="0"/>
+          <w:numId w:val="6"/>
+        </w:numPr>
+      </w:pPr>
+      <w:r>
+        <w:t>при постоянном объеме: парциальные давления реагентов не меняются, равновесие не смещается;</w:t>
+      </w:r>
+    </w:p>
+    <w:p>
+      <w:pPr>
+        <w:numPr>
+          <w:ilvl w:val="0"/>
+          <w:numId w:val="6"/>
+        </w:numPr>
+      </w:pPr>
+      <w:r>
+        <w:t xml:space="preserve">при постоянном давлении (объем растет): равновесие смещается в сторону большего числа молей (влево), выход </w:t>
+      </w:r>
+      <m:oMath>
+        <m:r>
+          <w:rPr>
+            <w:rFonts w:ascii="Cambria Math" w:hAnsi="Cambria Math"/>
+          </w:rPr>
+          <m:t>(</m:t>
+        </m:r>
+        <m:r>
+          <w:rPr>
+            <w:rFonts w:ascii="Cambria Math" w:hAnsi="Cambria Math"/>
+          </w:rPr>
+          <m:t>SO</m:t>
+        </m:r>
+        <m:r>
+          <w:rPr>
+            <w:rFonts w:ascii="Cambria Math" w:hAnsi="Cambria Math"/>
+          </w:rPr>
+          <m:t>_</m:t>
+        </m:r>
+        <m:r>
+          <w:rPr>
+            <w:rFonts w:ascii="Cambria Math" w:hAnsi="Cambria Math"/>
+          </w:rPr>
+          <m:t>3</m:t>
+        </m:r>
+        <m:r>
+          <w:rPr>
+            <w:rFonts w:ascii="Cambria Math" w:hAnsi="Cambria Math"/>
+          </w:rPr>
+          <m:t>)</m:t>
+        </m:r>
+      </m:oMath>
+      <w:r>
+        <w:t> уменьшается.</w:t>
+      </w:r>
+    </w:p>
+    <w:p>
+      <w:r>
+        <w:t xml:space="preserve">Вывод по условиям ведения реакции для максимального выхода </w:t>
+      </w:r>
+      <m:oMath>
+        <m:r>
+          <w:rPr>
+            <w:rFonts w:ascii="Cambria Math" w:hAnsi="Cambria Math"/>
+          </w:rPr>
+          <m:t>(SO_3)</m:t>
+        </m:r>
+      </m:oMath>
+      <w:r>
+        <w:t>:</w:t>
+      </w:r>
+    </w:p>
+    <w:p>
+      <w:pPr>
+        <w:numPr>
+          <w:ilvl w:val="0"/>
+          <w:numId w:val="7"/>
+        </w:numPr>
+      </w:pPr>
+      <w:r>
+        <w:t>температура: пониженная;</w:t>
+      </w:r>
+    </w:p>
+    <w:p>
+      <w:pPr>
+        <w:numPr>
+          <w:ilvl w:val="0"/>
+          <w:numId w:val="7"/>
+        </w:numPr>
+      </w:pPr>
+      <w:r>
+        <w:t>давление: повышенное.</w:t>
+      </w:r>
+    </w:p>
+    <w:p/>
     <w:sectPr>
       <w:pgSz w:w="11906" w:h="16838"/>
       <w:pgMar w:top="1134" w:right="850" w:bottom="1134" w:left="1701" w:header="708" w:footer="708" w:gutter="0"/>
@@ -2024,6 +1781,566 @@
     </w:lvl>
   </w:abstractNum>
   <w:abstractNum w:abstractNumId="2" w15:restartNumberingAfterBreak="0">
+    <w:nsid w:val="37D23A4B"/>
+    <w:multiLevelType w:val="multilevel"/>
+    <w:tmpl w:val="149AD66A"/>
+    <w:lvl w:ilvl="0">
+      <w:start w:val="1"/>
+      <w:numFmt w:val="bullet"/>
+      <w:lvlText w:val=""/>
+      <w:lvlJc w:val="left"/>
+      <w:pPr>
+        <w:tabs>
+          <w:tab w:val="num" w:pos="720"/>
+        </w:tabs>
+        <w:ind w:left="720" w:hanging="360"/>
+      </w:pPr>
+      <w:rPr>
+        <w:rFonts w:ascii="Symbol" w:hAnsi="Symbol" w:hint="default"/>
+        <w:sz w:val="20"/>
+      </w:rPr>
+    </w:lvl>
+    <w:lvl w:ilvl="1" w:tentative="1">
+      <w:start w:val="1"/>
+      <w:numFmt w:val="bullet"/>
+      <w:lvlText w:val="o"/>
+      <w:lvlJc w:val="left"/>
+      <w:pPr>
+        <w:tabs>
+          <w:tab w:val="num" w:pos="1440"/>
+        </w:tabs>
+        <w:ind w:left="1440" w:hanging="360"/>
+      </w:pPr>
+      <w:rPr>
+        <w:rFonts w:ascii="Courier New" w:hAnsi="Courier New" w:hint="default"/>
+        <w:sz w:val="20"/>
+      </w:rPr>
+    </w:lvl>
+    <w:lvl w:ilvl="2" w:tentative="1">
+      <w:start w:val="1"/>
+      <w:numFmt w:val="bullet"/>
+      <w:lvlText w:val=""/>
+      <w:lvlJc w:val="left"/>
+      <w:pPr>
+        <w:tabs>
+          <w:tab w:val="num" w:pos="2160"/>
+        </w:tabs>
+        <w:ind w:left="2160" w:hanging="360"/>
+      </w:pPr>
+      <w:rPr>
+        <w:rFonts w:ascii="Wingdings" w:hAnsi="Wingdings" w:hint="default"/>
+        <w:sz w:val="20"/>
+      </w:rPr>
+    </w:lvl>
+    <w:lvl w:ilvl="3" w:tentative="1">
+      <w:start w:val="1"/>
+      <w:numFmt w:val="bullet"/>
+      <w:lvlText w:val=""/>
+      <w:lvlJc w:val="left"/>
+      <w:pPr>
+        <w:tabs>
+          <w:tab w:val="num" w:pos="2880"/>
+        </w:tabs>
+        <w:ind w:left="2880" w:hanging="360"/>
+      </w:pPr>
+      <w:rPr>
+        <w:rFonts w:ascii="Wingdings" w:hAnsi="Wingdings" w:hint="default"/>
+        <w:sz w:val="20"/>
+      </w:rPr>
+    </w:lvl>
+    <w:lvl w:ilvl="4" w:tentative="1">
+      <w:start w:val="1"/>
+      <w:numFmt w:val="bullet"/>
+      <w:lvlText w:val=""/>
+      <w:lvlJc w:val="left"/>
+      <w:pPr>
+        <w:tabs>
+          <w:tab w:val="num" w:pos="3600"/>
+        </w:tabs>
+        <w:ind w:left="3600" w:hanging="360"/>
+      </w:pPr>
+      <w:rPr>
+        <w:rFonts w:ascii="Wingdings" w:hAnsi="Wingdings" w:hint="default"/>
+        <w:sz w:val="20"/>
+      </w:rPr>
+    </w:lvl>
+    <w:lvl w:ilvl="5" w:tentative="1">
+      <w:start w:val="1"/>
+      <w:numFmt w:val="bullet"/>
+      <w:lvlText w:val=""/>
+      <w:lvlJc w:val="left"/>
+      <w:pPr>
+        <w:tabs>
+          <w:tab w:val="num" w:pos="4320"/>
+        </w:tabs>
+        <w:ind w:left="4320" w:hanging="360"/>
+      </w:pPr>
+      <w:rPr>
+        <w:rFonts w:ascii="Wingdings" w:hAnsi="Wingdings" w:hint="default"/>
+        <w:sz w:val="20"/>
+      </w:rPr>
+    </w:lvl>
+    <w:lvl w:ilvl="6" w:tentative="1">
+      <w:start w:val="1"/>
+      <w:numFmt w:val="bullet"/>
+      <w:lvlText w:val=""/>
+      <w:lvlJc w:val="left"/>
+      <w:pPr>
+        <w:tabs>
+          <w:tab w:val="num" w:pos="5040"/>
+        </w:tabs>
+        <w:ind w:left="5040" w:hanging="360"/>
+      </w:pPr>
+      <w:rPr>
+        <w:rFonts w:ascii="Wingdings" w:hAnsi="Wingdings" w:hint="default"/>
+        <w:sz w:val="20"/>
+      </w:rPr>
+    </w:lvl>
+    <w:lvl w:ilvl="7" w:tentative="1">
+      <w:start w:val="1"/>
+      <w:numFmt w:val="bullet"/>
+      <w:lvlText w:val=""/>
+      <w:lvlJc w:val="left"/>
+      <w:pPr>
+        <w:tabs>
+          <w:tab w:val="num" w:pos="5760"/>
+        </w:tabs>
+        <w:ind w:left="5760" w:hanging="360"/>
+      </w:pPr>
+      <w:rPr>
+        <w:rFonts w:ascii="Wingdings" w:hAnsi="Wingdings" w:hint="default"/>
+        <w:sz w:val="20"/>
+      </w:rPr>
+    </w:lvl>
+    <w:lvl w:ilvl="8" w:tentative="1">
+      <w:start w:val="1"/>
+      <w:numFmt w:val="bullet"/>
+      <w:lvlText w:val=""/>
+      <w:lvlJc w:val="left"/>
+      <w:pPr>
+        <w:tabs>
+          <w:tab w:val="num" w:pos="6480"/>
+        </w:tabs>
+        <w:ind w:left="6480" w:hanging="360"/>
+      </w:pPr>
+      <w:rPr>
+        <w:rFonts w:ascii="Wingdings" w:hAnsi="Wingdings" w:hint="default"/>
+        <w:sz w:val="20"/>
+      </w:rPr>
+    </w:lvl>
+  </w:abstractNum>
+  <w:abstractNum w:abstractNumId="3" w15:restartNumberingAfterBreak="0">
+    <w:nsid w:val="3D2A23EE"/>
+    <w:multiLevelType w:val="multilevel"/>
+    <w:tmpl w:val="3A2C35DA"/>
+    <w:lvl w:ilvl="0">
+      <w:start w:val="1"/>
+      <w:numFmt w:val="bullet"/>
+      <w:lvlText w:val=""/>
+      <w:lvlJc w:val="left"/>
+      <w:pPr>
+        <w:tabs>
+          <w:tab w:val="num" w:pos="720"/>
+        </w:tabs>
+        <w:ind w:left="720" w:hanging="360"/>
+      </w:pPr>
+      <w:rPr>
+        <w:rFonts w:ascii="Symbol" w:hAnsi="Symbol" w:hint="default"/>
+        <w:sz w:val="20"/>
+      </w:rPr>
+    </w:lvl>
+    <w:lvl w:ilvl="1" w:tentative="1">
+      <w:start w:val="1"/>
+      <w:numFmt w:val="bullet"/>
+      <w:lvlText w:val="o"/>
+      <w:lvlJc w:val="left"/>
+      <w:pPr>
+        <w:tabs>
+          <w:tab w:val="num" w:pos="1440"/>
+        </w:tabs>
+        <w:ind w:left="1440" w:hanging="360"/>
+      </w:pPr>
+      <w:rPr>
+        <w:rFonts w:ascii="Courier New" w:hAnsi="Courier New" w:hint="default"/>
+        <w:sz w:val="20"/>
+      </w:rPr>
+    </w:lvl>
+    <w:lvl w:ilvl="2" w:tentative="1">
+      <w:start w:val="1"/>
+      <w:numFmt w:val="bullet"/>
+      <w:lvlText w:val=""/>
+      <w:lvlJc w:val="left"/>
+      <w:pPr>
+        <w:tabs>
+          <w:tab w:val="num" w:pos="2160"/>
+        </w:tabs>
+        <w:ind w:left="2160" w:hanging="360"/>
+      </w:pPr>
+      <w:rPr>
+        <w:rFonts w:ascii="Wingdings" w:hAnsi="Wingdings" w:hint="default"/>
+        <w:sz w:val="20"/>
+      </w:rPr>
+    </w:lvl>
+    <w:lvl w:ilvl="3" w:tentative="1">
+      <w:start w:val="1"/>
+      <w:numFmt w:val="bullet"/>
+      <w:lvlText w:val=""/>
+      <w:lvlJc w:val="left"/>
+      <w:pPr>
+        <w:tabs>
+          <w:tab w:val="num" w:pos="2880"/>
+        </w:tabs>
+        <w:ind w:left="2880" w:hanging="360"/>
+      </w:pPr>
+      <w:rPr>
+        <w:rFonts w:ascii="Wingdings" w:hAnsi="Wingdings" w:hint="default"/>
+        <w:sz w:val="20"/>
+      </w:rPr>
+    </w:lvl>
+    <w:lvl w:ilvl="4" w:tentative="1">
+      <w:start w:val="1"/>
+      <w:numFmt w:val="bullet"/>
+      <w:lvlText w:val=""/>
+      <w:lvlJc w:val="left"/>
+      <w:pPr>
+        <w:tabs>
+          <w:tab w:val="num" w:pos="3600"/>
+        </w:tabs>
+        <w:ind w:left="3600" w:hanging="360"/>
+      </w:pPr>
+      <w:rPr>
+        <w:rFonts w:ascii="Wingdings" w:hAnsi="Wingdings" w:hint="default"/>
+        <w:sz w:val="20"/>
+      </w:rPr>
+    </w:lvl>
+    <w:lvl w:ilvl="5" w:tentative="1">
+      <w:start w:val="1"/>
+      <w:numFmt w:val="bullet"/>
+      <w:lvlText w:val=""/>
+      <w:lvlJc w:val="left"/>
+      <w:pPr>
+        <w:tabs>
+          <w:tab w:val="num" w:pos="4320"/>
+        </w:tabs>
+        <w:ind w:left="4320" w:hanging="360"/>
+      </w:pPr>
+      <w:rPr>
+        <w:rFonts w:ascii="Wingdings" w:hAnsi="Wingdings" w:hint="default"/>
+        <w:sz w:val="20"/>
+      </w:rPr>
+    </w:lvl>
+    <w:lvl w:ilvl="6" w:tentative="1">
+      <w:start w:val="1"/>
+      <w:numFmt w:val="bullet"/>
+      <w:lvlText w:val=""/>
+      <w:lvlJc w:val="left"/>
+      <w:pPr>
+        <w:tabs>
+          <w:tab w:val="num" w:pos="5040"/>
+        </w:tabs>
+        <w:ind w:left="5040" w:hanging="360"/>
+      </w:pPr>
+      <w:rPr>
+        <w:rFonts w:ascii="Wingdings" w:hAnsi="Wingdings" w:hint="default"/>
+        <w:sz w:val="20"/>
+      </w:rPr>
+    </w:lvl>
+    <w:lvl w:ilvl="7" w:tentative="1">
+      <w:start w:val="1"/>
+      <w:numFmt w:val="bullet"/>
+      <w:lvlText w:val=""/>
+      <w:lvlJc w:val="left"/>
+      <w:pPr>
+        <w:tabs>
+          <w:tab w:val="num" w:pos="5760"/>
+        </w:tabs>
+        <w:ind w:left="5760" w:hanging="360"/>
+      </w:pPr>
+      <w:rPr>
+        <w:rFonts w:ascii="Wingdings" w:hAnsi="Wingdings" w:hint="default"/>
+        <w:sz w:val="20"/>
+      </w:rPr>
+    </w:lvl>
+    <w:lvl w:ilvl="8" w:tentative="1">
+      <w:start w:val="1"/>
+      <w:numFmt w:val="bullet"/>
+      <w:lvlText w:val=""/>
+      <w:lvlJc w:val="left"/>
+      <w:pPr>
+        <w:tabs>
+          <w:tab w:val="num" w:pos="6480"/>
+        </w:tabs>
+        <w:ind w:left="6480" w:hanging="360"/>
+      </w:pPr>
+      <w:rPr>
+        <w:rFonts w:ascii="Wingdings" w:hAnsi="Wingdings" w:hint="default"/>
+        <w:sz w:val="20"/>
+      </w:rPr>
+    </w:lvl>
+  </w:abstractNum>
+  <w:abstractNum w:abstractNumId="4" w15:restartNumberingAfterBreak="0">
+    <w:nsid w:val="3FFF5070"/>
+    <w:multiLevelType w:val="multilevel"/>
+    <w:tmpl w:val="41CA4750"/>
+    <w:lvl w:ilvl="0">
+      <w:start w:val="1"/>
+      <w:numFmt w:val="bullet"/>
+      <w:lvlText w:val=""/>
+      <w:lvlJc w:val="left"/>
+      <w:pPr>
+        <w:tabs>
+          <w:tab w:val="num" w:pos="720"/>
+        </w:tabs>
+        <w:ind w:left="720" w:hanging="360"/>
+      </w:pPr>
+      <w:rPr>
+        <w:rFonts w:ascii="Symbol" w:hAnsi="Symbol" w:hint="default"/>
+        <w:sz w:val="20"/>
+      </w:rPr>
+    </w:lvl>
+    <w:lvl w:ilvl="1" w:tentative="1">
+      <w:start w:val="1"/>
+      <w:numFmt w:val="bullet"/>
+      <w:lvlText w:val="o"/>
+      <w:lvlJc w:val="left"/>
+      <w:pPr>
+        <w:tabs>
+          <w:tab w:val="num" w:pos="1440"/>
+        </w:tabs>
+        <w:ind w:left="1440" w:hanging="360"/>
+      </w:pPr>
+      <w:rPr>
+        <w:rFonts w:ascii="Courier New" w:hAnsi="Courier New" w:hint="default"/>
+        <w:sz w:val="20"/>
+      </w:rPr>
+    </w:lvl>
+    <w:lvl w:ilvl="2" w:tentative="1">
+      <w:start w:val="1"/>
+      <w:numFmt w:val="bullet"/>
+      <w:lvlText w:val=""/>
+      <w:lvlJc w:val="left"/>
+      <w:pPr>
+        <w:tabs>
+          <w:tab w:val="num" w:pos="2160"/>
+        </w:tabs>
+        <w:ind w:left="2160" w:hanging="360"/>
+      </w:pPr>
+      <w:rPr>
+        <w:rFonts w:ascii="Wingdings" w:hAnsi="Wingdings" w:hint="default"/>
+        <w:sz w:val="20"/>
+      </w:rPr>
+    </w:lvl>
+    <w:lvl w:ilvl="3" w:tentative="1">
+      <w:start w:val="1"/>
+      <w:numFmt w:val="bullet"/>
+      <w:lvlText w:val=""/>
+      <w:lvlJc w:val="left"/>
+      <w:pPr>
+        <w:tabs>
+          <w:tab w:val="num" w:pos="2880"/>
+        </w:tabs>
+        <w:ind w:left="2880" w:hanging="360"/>
+      </w:pPr>
+      <w:rPr>
+        <w:rFonts w:ascii="Wingdings" w:hAnsi="Wingdings" w:hint="default"/>
+        <w:sz w:val="20"/>
+      </w:rPr>
+    </w:lvl>
+    <w:lvl w:ilvl="4" w:tentative="1">
+      <w:start w:val="1"/>
+      <w:numFmt w:val="bullet"/>
+      <w:lvlText w:val=""/>
+      <w:lvlJc w:val="left"/>
+      <w:pPr>
+        <w:tabs>
+          <w:tab w:val="num" w:pos="3600"/>
+        </w:tabs>
+        <w:ind w:left="3600" w:hanging="360"/>
+      </w:pPr>
+      <w:rPr>
+        <w:rFonts w:ascii="Wingdings" w:hAnsi="Wingdings" w:hint="default"/>
+        <w:sz w:val="20"/>
+      </w:rPr>
+    </w:lvl>
+    <w:lvl w:ilvl="5" w:tentative="1">
+      <w:start w:val="1"/>
+      <w:numFmt w:val="bullet"/>
+      <w:lvlText w:val=""/>
+      <w:lvlJc w:val="left"/>
+      <w:pPr>
+        <w:tabs>
+          <w:tab w:val="num" w:pos="4320"/>
+        </w:tabs>
+        <w:ind w:left="4320" w:hanging="360"/>
+      </w:pPr>
+      <w:rPr>
+        <w:rFonts w:ascii="Wingdings" w:hAnsi="Wingdings" w:hint="default"/>
+        <w:sz w:val="20"/>
+      </w:rPr>
+    </w:lvl>
+    <w:lvl w:ilvl="6" w:tentative="1">
+      <w:start w:val="1"/>
+      <w:numFmt w:val="bullet"/>
+      <w:lvlText w:val=""/>
+      <w:lvlJc w:val="left"/>
+      <w:pPr>
+        <w:tabs>
+          <w:tab w:val="num" w:pos="5040"/>
+        </w:tabs>
+        <w:ind w:left="5040" w:hanging="360"/>
+      </w:pPr>
+      <w:rPr>
+        <w:rFonts w:ascii="Wingdings" w:hAnsi="Wingdings" w:hint="default"/>
+        <w:sz w:val="20"/>
+      </w:rPr>
+    </w:lvl>
+    <w:lvl w:ilvl="7" w:tentative="1">
+      <w:start w:val="1"/>
+      <w:numFmt w:val="bullet"/>
+      <w:lvlText w:val=""/>
+      <w:lvlJc w:val="left"/>
+      <w:pPr>
+        <w:tabs>
+          <w:tab w:val="num" w:pos="5760"/>
+        </w:tabs>
+        <w:ind w:left="5760" w:hanging="360"/>
+      </w:pPr>
+      <w:rPr>
+        <w:rFonts w:ascii="Wingdings" w:hAnsi="Wingdings" w:hint="default"/>
+        <w:sz w:val="20"/>
+      </w:rPr>
+    </w:lvl>
+    <w:lvl w:ilvl="8" w:tentative="1">
+      <w:start w:val="1"/>
+      <w:numFmt w:val="bullet"/>
+      <w:lvlText w:val=""/>
+      <w:lvlJc w:val="left"/>
+      <w:pPr>
+        <w:tabs>
+          <w:tab w:val="num" w:pos="6480"/>
+        </w:tabs>
+        <w:ind w:left="6480" w:hanging="360"/>
+      </w:pPr>
+      <w:rPr>
+        <w:rFonts w:ascii="Wingdings" w:hAnsi="Wingdings" w:hint="default"/>
+        <w:sz w:val="20"/>
+      </w:rPr>
+    </w:lvl>
+  </w:abstractNum>
+  <w:abstractNum w:abstractNumId="5" w15:restartNumberingAfterBreak="0">
+    <w:nsid w:val="655D6600"/>
+    <w:multiLevelType w:val="multilevel"/>
+    <w:tmpl w:val="A7FACDDE"/>
+    <w:lvl w:ilvl="0">
+      <w:start w:val="1"/>
+      <w:numFmt w:val="decimal"/>
+      <w:lvlText w:val="%1."/>
+      <w:lvlJc w:val="left"/>
+      <w:pPr>
+        <w:tabs>
+          <w:tab w:val="num" w:pos="720"/>
+        </w:tabs>
+        <w:ind w:left="720" w:hanging="360"/>
+      </w:pPr>
+    </w:lvl>
+    <w:lvl w:ilvl="1" w:tentative="1">
+      <w:start w:val="1"/>
+      <w:numFmt w:val="decimal"/>
+      <w:lvlText w:val="%2."/>
+      <w:lvlJc w:val="left"/>
+      <w:pPr>
+        <w:tabs>
+          <w:tab w:val="num" w:pos="1440"/>
+        </w:tabs>
+        <w:ind w:left="1440" w:hanging="360"/>
+      </w:pPr>
+    </w:lvl>
+    <w:lvl w:ilvl="2" w:tentative="1">
+      <w:start w:val="1"/>
+      <w:numFmt w:val="decimal"/>
+      <w:lvlText w:val="%3."/>
+      <w:lvlJc w:val="left"/>
+      <w:pPr>
+        <w:tabs>
+          <w:tab w:val="num" w:pos="2160"/>
+        </w:tabs>
+        <w:ind w:left="2160" w:hanging="360"/>
+      </w:pPr>
+    </w:lvl>
+    <w:lvl w:ilvl="3" w:tentative="1">
+      <w:start w:val="1"/>
+      <w:numFmt w:val="decimal"/>
+      <w:lvlText w:val="%4."/>
+      <w:lvlJc w:val="left"/>
+      <w:pPr>
+        <w:tabs>
+          <w:tab w:val="num" w:pos="2880"/>
+        </w:tabs>
+        <w:ind w:left="2880" w:hanging="360"/>
+      </w:pPr>
+    </w:lvl>
+    <w:lvl w:ilvl="4" w:tentative="1">
+      <w:start w:val="1"/>
+      <w:numFmt w:val="decimal"/>
+      <w:lvlText w:val="%5."/>
+      <w:lvlJc w:val="left"/>
+      <w:pPr>
+        <w:tabs>
+          <w:tab w:val="num" w:pos="3600"/>
+        </w:tabs>
+        <w:ind w:left="3600" w:hanging="360"/>
+      </w:pPr>
+    </w:lvl>
+    <w:lvl w:ilvl="5" w:tentative="1">
+      <w:start w:val="1"/>
+      <w:numFmt w:val="decimal"/>
+      <w:lvlText w:val="%6."/>
+      <w:lvlJc w:val="left"/>
+      <w:pPr>
+        <w:tabs>
+          <w:tab w:val="num" w:pos="4320"/>
+        </w:tabs>
+        <w:ind w:left="4320" w:hanging="360"/>
+      </w:pPr>
+    </w:lvl>
+    <w:lvl w:ilvl="6" w:tentative="1">
+      <w:start w:val="1"/>
+      <w:numFmt w:val="decimal"/>
+      <w:lvlText w:val="%7."/>
+      <w:lvlJc w:val="left"/>
+      <w:pPr>
+        <w:tabs>
+          <w:tab w:val="num" w:pos="5040"/>
+        </w:tabs>
+        <w:ind w:left="5040" w:hanging="360"/>
+      </w:pPr>
+    </w:lvl>
+    <w:lvl w:ilvl="7" w:tentative="1">
+      <w:start w:val="1"/>
+      <w:numFmt w:val="decimal"/>
+      <w:lvlText w:val="%8."/>
+      <w:lvlJc w:val="left"/>
+      <w:pPr>
+        <w:tabs>
+          <w:tab w:val="num" w:pos="5760"/>
+        </w:tabs>
+        <w:ind w:left="5760" w:hanging="360"/>
+      </w:pPr>
+    </w:lvl>
+    <w:lvl w:ilvl="8" w:tentative="1">
+      <w:start w:val="1"/>
+      <w:numFmt w:val="decimal"/>
+      <w:lvlText w:val="%9."/>
+      <w:lvlJc w:val="left"/>
+      <w:pPr>
+        <w:tabs>
+          <w:tab w:val="num" w:pos="6480"/>
+        </w:tabs>
+        <w:ind w:left="6480" w:hanging="360"/>
+      </w:pPr>
+    </w:lvl>
+  </w:abstractNum>
+  <w:abstractNum w:abstractNumId="6" w15:restartNumberingAfterBreak="0">
     <w:nsid w:val="7C201B6A"/>
     <w:multiLevelType w:val="multilevel"/>
     <w:tmpl w:val="C3A2B3F6"/>
@@ -2157,7 +2474,19 @@
     </w:lvlOverride>
   </w:num>
   <w:num w:numId="3" w16cid:durableId="921259553">
+    <w:abstractNumId w:val="6"/>
+  </w:num>
+  <w:num w:numId="4" w16cid:durableId="637536458">
     <w:abstractNumId w:val="2"/>
+  </w:num>
+  <w:num w:numId="5" w16cid:durableId="987368339">
+    <w:abstractNumId w:val="5"/>
+  </w:num>
+  <w:num w:numId="6" w16cid:durableId="759790685">
+    <w:abstractNumId w:val="3"/>
+  </w:num>
+  <w:num w:numId="7" w16cid:durableId="742995482">
+    <w:abstractNumId w:val="4"/>
   </w:num>
 </w:numbering>
 </file>
@@ -2765,7 +3094,6 @@
   <w:style w:type="character" w:default="1" w:styleId="a0">
     <w:name w:val="Default Paragraph Font"/>
     <w:uiPriority w:val="1"/>
-    <w:semiHidden/>
     <w:unhideWhenUsed/>
   </w:style>
   <w:style w:type="table" w:default="1" w:styleId="a1">

--- a/digital-modeling/6 Лаба/Отчет.docx
+++ b/digital-modeling/6 Лаба/Отчет.docx
@@ -61,35 +61,7 @@
           <w:lang w:eastAsia="ru-RU"/>
           <w14:ligatures w14:val="none"/>
         </w:rPr>
-        <w:t xml:space="preserve">Федеральное государственное бюджетное образовательное учреждение высшего образования «Российский химико-технологический университет имени </w:t>
-      </w:r>
-      <w:proofErr w:type="gramStart"/>
-      <w:r>
-        <w:rPr>
-          <w:rFonts w:ascii="Times New Roman" w:eastAsia="Times New Roman" w:hAnsi="Times New Roman" w:cs="Times New Roman"/>
-          <w:bCs/>
-          <w:color w:val="00000A"/>
-          <w:kern w:val="0"/>
-          <w:sz w:val="28"/>
-          <w:szCs w:val="22"/>
-          <w:lang w:eastAsia="ru-RU"/>
-          <w14:ligatures w14:val="none"/>
-        </w:rPr>
-        <w:t>Д.И.</w:t>
-      </w:r>
-      <w:proofErr w:type="gramEnd"/>
-      <w:r>
-        <w:rPr>
-          <w:rFonts w:ascii="Times New Roman" w:eastAsia="Times New Roman" w:hAnsi="Times New Roman" w:cs="Times New Roman"/>
-          <w:bCs/>
-          <w:color w:val="00000A"/>
-          <w:kern w:val="0"/>
-          <w:sz w:val="28"/>
-          <w:szCs w:val="22"/>
-          <w:lang w:eastAsia="ru-RU"/>
-          <w14:ligatures w14:val="none"/>
-        </w:rPr>
-        <w:t xml:space="preserve"> Менделеева»</w:t>
+        <w:t>Федеральное государственное бюджетное образовательное учреждение высшего образования «Российский химико-технологический университет имени Д.И. Менделеева»</w:t>
       </w:r>
     </w:p>
     <w:p>
@@ -311,9 +283,8 @@
           <w:lang w:eastAsia="ru-RU"/>
           <w14:ligatures w14:val="none"/>
         </w:rPr>
-        <w:t>«Разработка ML-модели для предсказания физико-химического свойства (</w:t>
-      </w:r>
-      <w:proofErr w:type="spellStart"/>
+        <w:t>«</w:t>
+      </w:r>
       <w:r>
         <w:rPr>
           <w:rFonts w:ascii="Times New Roman" w:eastAsia="Times New Roman" w:hAnsi="Times New Roman" w:cs="Times New Roman"/>
@@ -326,9 +297,8 @@
           <w:lang w:eastAsia="ru-RU"/>
           <w14:ligatures w14:val="none"/>
         </w:rPr>
-        <w:t>Cp</w:t>
-      </w:r>
-      <w:proofErr w:type="spellEnd"/>
+        <w:t>Лабораторная работа 6 по Цифровому моделированию физико-химических систем</w:t>
+      </w:r>
       <w:r>
         <w:rPr>
           <w:rFonts w:ascii="Times New Roman" w:eastAsia="Times New Roman" w:hAnsi="Times New Roman" w:cs="Times New Roman"/>
@@ -341,53 +311,7 @@
           <w:lang w:eastAsia="ru-RU"/>
           <w14:ligatures w14:val="none"/>
         </w:rPr>
-        <w:t xml:space="preserve">) и анализ зависимости </w:t>
-      </w:r>
-      <w:proofErr w:type="spellStart"/>
-      <w:proofErr w:type="gramStart"/>
-      <w:r>
-        <w:rPr>
-          <w:rFonts w:ascii="Times New Roman" w:eastAsia="Times New Roman" w:hAnsi="Times New Roman" w:cs="Times New Roman"/>
-          <w:b/>
-          <w:bCs/>
-          <w:color w:val="00000A"/>
-          <w:kern w:val="0"/>
-          <w:sz w:val="28"/>
-          <w:szCs w:val="28"/>
-          <w:lang w:eastAsia="ru-RU"/>
-          <w14:ligatures w14:val="none"/>
-        </w:rPr>
-        <w:t>Cp</w:t>
-      </w:r>
-      <w:proofErr w:type="spellEnd"/>
-      <w:r>
-        <w:rPr>
-          <w:rFonts w:ascii="Times New Roman" w:eastAsia="Times New Roman" w:hAnsi="Times New Roman" w:cs="Times New Roman"/>
-          <w:b/>
-          <w:bCs/>
-          <w:color w:val="00000A"/>
-          <w:kern w:val="0"/>
-          <w:sz w:val="28"/>
-          <w:szCs w:val="28"/>
-          <w:lang w:eastAsia="ru-RU"/>
-          <w14:ligatures w14:val="none"/>
-        </w:rPr>
-        <w:t>(</w:t>
-      </w:r>
-      <w:proofErr w:type="gramEnd"/>
-      <w:r>
-        <w:rPr>
-          <w:rFonts w:ascii="Times New Roman" w:eastAsia="Times New Roman" w:hAnsi="Times New Roman" w:cs="Times New Roman"/>
-          <w:b/>
-          <w:bCs/>
-          <w:color w:val="00000A"/>
-          <w:kern w:val="0"/>
-          <w:sz w:val="28"/>
-          <w:szCs w:val="28"/>
-          <w:lang w:eastAsia="ru-RU"/>
-          <w14:ligatures w14:val="none"/>
-        </w:rPr>
-        <w:t>T, P)»</w:t>
+        <w:t>»</w:t>
       </w:r>
     </w:p>
     <w:p>
@@ -2550,7 +2474,6 @@
       <w:pPr>
         <w:rPr>
           <w:rFonts w:eastAsiaTheme="minorEastAsia"/>
-          <w:lang w:val="en-US"/>
         </w:rPr>
       </w:pPr>
       <w:r>
@@ -3179,7 +3102,6 @@
       <w:pPr>
         <w:rPr>
           <w:rFonts w:eastAsiaTheme="minorEastAsia"/>
-          <w:lang w:val="en-US"/>
         </w:rPr>
       </w:pPr>
       <m:oMathPara>
@@ -4592,7 +4514,6 @@
       <w:pPr>
         <w:rPr>
           <w:rFonts w:eastAsiaTheme="minorEastAsia"/>
-          <w:lang w:val="en-US"/>
         </w:rPr>
       </w:pPr>
       <m:oMathPara>
@@ -5158,7 +5079,6 @@
       <w:pPr>
         <w:rPr>
           <w:rFonts w:eastAsiaTheme="minorEastAsia"/>
-          <w:lang w:val="en-US"/>
         </w:rPr>
       </w:pPr>
       <m:oMathPara>
@@ -5710,19 +5630,7 @@
             <w:rPr>
               <w:rFonts w:ascii="Cambria Math" w:eastAsiaTheme="minorEastAsia" w:hAnsi="Cambria Math"/>
             </w:rPr>
-            <m:t>, </m:t>
-          </m:r>
-          <m:r>
-            <w:rPr>
-              <w:rFonts w:ascii="Cambria Math" w:eastAsiaTheme="minorEastAsia" w:hAnsi="Cambria Math"/>
-            </w:rPr>
-            <m:t>K</m:t>
-          </m:r>
-          <m:r>
-            <w:rPr>
-              <w:rFonts w:ascii="Cambria Math" w:eastAsiaTheme="minorEastAsia" w:hAnsi="Cambria Math"/>
-            </w:rPr>
-            <m:t>=900 </m:t>
+            <m:t>, K=900 </m:t>
           </m:r>
         </m:oMath>
       </m:oMathPara>
@@ -6460,7 +6368,6 @@
       <w:pPr>
         <w:rPr>
           <w:rFonts w:eastAsiaTheme="minorEastAsia"/>
-          <w:lang w:val="en-US"/>
         </w:rPr>
       </w:pPr>
       <w:r>
@@ -6703,13 +6610,7 @@
         <w:rPr>
           <w:rFonts w:eastAsiaTheme="minorEastAsia"/>
         </w:rPr>
-        <w:t>Реакция 2:</w:t>
-      </w:r>
-      <w:r>
-        <w:rPr>
-          <w:rFonts w:eastAsiaTheme="minorEastAsia"/>
-        </w:rPr>
-        <w:t xml:space="preserve"> </w:t>
+        <w:t xml:space="preserve">Реакция 2: </w:t>
       </w:r>
     </w:p>
     <w:p>
@@ -7023,7 +6924,6 @@
       <w:pPr>
         <w:rPr>
           <w:rFonts w:eastAsiaTheme="minorEastAsia"/>
-          <w:lang w:val="en-US"/>
         </w:rPr>
       </w:pPr>
       <m:oMathPara>
@@ -7246,43 +7146,7 @@
             <w:rPr>
               <w:rFonts w:ascii="Cambria Math" w:eastAsiaTheme="minorEastAsia" w:hAnsi="Cambria Math"/>
             </w:rPr>
-            <m:t>(</m:t>
-          </m:r>
-          <m:r>
-            <m:rPr>
-              <m:nor/>
-            </m:rPr>
-            <w:rPr>
-              <w:rFonts w:ascii="Cambria Math" w:eastAsiaTheme="minorEastAsia" w:hAnsi="Cambria Math"/>
-            </w:rPr>
-            <m:t>моль</m:t>
-          </m:r>
-          <m:r>
-            <m:rPr>
-              <m:nor/>
-            </m:rPr>
-            <w:rPr>
-              <w:rFonts w:ascii="Cambria Math" w:eastAsiaTheme="minorEastAsia" w:hAnsi="Cambria Math"/>
-            </w:rPr>
-            <m:t xml:space="preserve"> </m:t>
-          </m:r>
-          <m:r>
-            <m:rPr>
-              <m:nor/>
-            </m:rPr>
-            <w:rPr>
-              <w:rFonts w:ascii="Cambria Math" w:eastAsiaTheme="minorEastAsia" w:hAnsi="Cambria Math"/>
-            </w:rPr>
-            <m:t>К</m:t>
-          </m:r>
-          <m:r>
-            <m:rPr>
-              <m:nor/>
-            </m:rPr>
-            <w:rPr>
-              <w:rFonts w:ascii="Cambria Math" w:eastAsiaTheme="minorEastAsia" w:hAnsi="Cambria Math"/>
-            </w:rPr>
-            <m:t>)</m:t>
+            <m:t>(моль К)</m:t>
           </m:r>
         </m:oMath>
       </m:oMathPara>
@@ -8660,7 +8524,6 @@
       <w:pPr>
         <w:rPr>
           <w:rFonts w:eastAsiaTheme="minorEastAsia"/>
-          <w:lang w:val="en-US"/>
         </w:rPr>
       </w:pPr>
       <w:r>
@@ -10742,7 +10605,6 @@
       <w:pPr>
         <w:rPr>
           <w:rFonts w:eastAsiaTheme="minorEastAsia"/>
-          <w:lang w:val="en-US"/>
         </w:rPr>
       </w:pPr>
       <m:oMathPara>
@@ -10926,7 +10788,6 @@
       <w:pPr>
         <w:rPr>
           <w:rFonts w:eastAsiaTheme="minorEastAsia"/>
-          <w:lang w:val="en-US"/>
         </w:rPr>
       </w:pPr>
       <w:r>
@@ -11965,19 +11826,7 @@
           <w:rPr>
             <w:rFonts w:ascii="Cambria Math" w:eastAsiaTheme="minorEastAsia" w:hAnsi="Cambria Math"/>
           </w:rPr>
-          <m:t>моль,</m:t>
-        </m:r>
-        <m:r>
-          <w:rPr>
-            <w:rFonts w:ascii="Cambria Math" w:eastAsiaTheme="minorEastAsia" w:hAnsi="Cambria Math"/>
-          </w:rPr>
-          <m:t xml:space="preserve"> </m:t>
-        </m:r>
-        <m:r>
-          <w:rPr>
-            <w:rFonts w:ascii="Cambria Math" w:eastAsiaTheme="minorEastAsia" w:hAnsi="Cambria Math"/>
-          </w:rPr>
-          <m:t xml:space="preserve"> </m:t>
+          <m:t xml:space="preserve">моль,  </m:t>
         </m:r>
         <m:d>
           <m:dPr>
@@ -14955,7 +14804,6 @@
   <w:style w:type="character" w:default="1" w:styleId="a0">
     <w:name w:val="Default Paragraph Font"/>
     <w:uiPriority w:val="1"/>
-    <w:semiHidden/>
     <w:unhideWhenUsed/>
   </w:style>
   <w:style w:type="table" w:default="1" w:styleId="a1">
